--- a/docx_resources/Вечірня-Утреня/В,У - Мінея/01-Січень/03-__-Малахії-Гордія.docx
+++ b/docx_resources/Вечірня-Утреня/В,У - Мінея/01-Січень/03-__-Малахії-Гордія.docx
@@ -80,7 +80,6 @@
         <w:rPr>
           <w:rFonts w:ascii="Times New Roman" w:eastAsia="Times New Roman" w:hAnsi="Times New Roman" w:cs="Times New Roman"/>
           <w:b/>
-          <w:sz w:val="24"/>
         </w:rPr>
         <w:t>ВЕЧІРНЯ</w:t>
       </w:r>
@@ -739,26 +738,26 @@
           <w:sz w:val="24"/>
           <w:szCs w:val="24"/>
         </w:rPr>
+        <w:t>Джерела посилаєш у ріки,* які течуть проміж горами.</w:t>
+      </w:r>
+    </w:p>
+    <w:p>
+      <w:pPr>
+        <w:spacing w:after="120"/>
+        <w:jc w:val="both"/>
+        <w:rPr>
+          <w:rFonts w:ascii="Times New Roman" w:eastAsia="Times New Roman" w:hAnsi="Times New Roman" w:cs="Times New Roman"/>
+          <w:sz w:val="24"/>
+          <w:szCs w:val="24"/>
+        </w:rPr>
+      </w:pPr>
+      <w:r>
+        <w:rPr>
+          <w:rFonts w:ascii="Times New Roman" w:eastAsia="Times New Roman" w:hAnsi="Times New Roman" w:cs="Times New Roman"/>
+          <w:sz w:val="24"/>
+          <w:szCs w:val="24"/>
+        </w:rPr>
         <w:lastRenderedPageBreak/>
-        <w:t>Джерела посилаєш у ріки,* які течуть проміж горами.</w:t>
-      </w:r>
-    </w:p>
-    <w:p>
-      <w:pPr>
-        <w:spacing w:after="120"/>
-        <w:jc w:val="both"/>
-        <w:rPr>
-          <w:rFonts w:ascii="Times New Roman" w:eastAsia="Times New Roman" w:hAnsi="Times New Roman" w:cs="Times New Roman"/>
-          <w:sz w:val="24"/>
-          <w:szCs w:val="24"/>
-        </w:rPr>
-      </w:pPr>
-      <w:r>
-        <w:rPr>
-          <w:rFonts w:ascii="Times New Roman" w:eastAsia="Times New Roman" w:hAnsi="Times New Roman" w:cs="Times New Roman"/>
-          <w:sz w:val="24"/>
-          <w:szCs w:val="24"/>
-        </w:rPr>
         <w:t>Усю звірину, що в полі, вони напувають,* дикі осли там гасять свою спрагу.</w:t>
       </w:r>
     </w:p>
@@ -1297,7 +1296,6 @@
           <w:b/>
           <w:i/>
           <w:color w:val="FF0000"/>
-          <w:sz w:val="24"/>
         </w:rPr>
         <w:t>Вечірні молитви</w:t>
       </w:r>
@@ -1349,7 +1347,7 @@
           <w:sz w:val="24"/>
           <w:szCs w:val="24"/>
         </w:rPr>
-        <w:t xml:space="preserve"> Господи щедрий і милосердний, довготерпеливий і многомилостивий! Вислухай молитви наші і зверни увагу на голос моління нашого і яви нам знак милости твоєї, наведи нас на дорогу твою, щоб ходили ми в твоїй правді. Звесели серця наші, щоб ми боялись </w:t>
+        <w:t xml:space="preserve"> Господи щедрий і милосердний, довготерпеливий і многомилостивий! Вислухай молитви наші і зверни увагу на голос моління нашого і яви нам знак милости твоєї, наведи нас на дорогу твою, щоб ходили ми в твоїй правді. Звесели серця наші, щоб ми боялись імення твого святого, бо ти великий і твориш чуда; ти Бог єдиний і немає подібного тобі між богами, Господи. Ти сильний у милості і добрий у силі, аби допомагати й утішати, і </w:t>
       </w:r>
       <w:r>
         <w:rPr>
@@ -1358,7 +1356,7 @@
           <w:szCs w:val="24"/>
         </w:rPr>
         <w:lastRenderedPageBreak/>
-        <w:t>імення твого святого, бо ти великий і твориш чуда; ти Бог єдиний і немає подібного тобі між богами, Господи. Ти сильний у милості і добрий у силі, аби допомагати й утішати, і спасати всіх, хто на ім'я твоє святе уповає. Бо тобі належить усяка слава, честь і поклоніння: Отцю, Сину, і Святому Духові, нині і повсякчас, і на віки віків. Амінь.</w:t>
+        <w:t>спасати всіх, хто на ім'я твоє святе уповає. Бо тобі належить усяка слава, честь і поклоніння: Отцю, Сину, і Святому Духові, нині і повсякчас, і на віки віків. Амінь.</w:t>
       </w:r>
     </w:p>
     <w:p>
@@ -1554,7 +1552,7 @@
           <w:sz w:val="24"/>
           <w:szCs w:val="24"/>
         </w:rPr>
-        <w:t xml:space="preserve"> Боже великий і вишній, в тебе одного є безсмертність і в світлі живеш недоступнім. Ти все створіння мудро створив, відокремив світло від темряви і сонце поклав, щоб правити днем, а місяць і зорі, щоб володіли ніччю, нас же грішних вчинив достойними і в теперішню годину стати перед твоїм обличчям, щоб тебе визнавати і принести тобі вечірнє славослов'я. Направ, Чоловіколюбче, молитву нашу, немов кадило, перед тобою і прийми її, як благовонний запах. Дай нам мирний цей вечір і близьку вже ніч; зодягни нас у броню світла; визволь нас від нічного страху і всякої речі, що в темряві з'являється, і дай </w:t>
+        <w:t xml:space="preserve"> Боже великий і вишній, в тебе одного є безсмертність і в світлі живеш недоступнім. Ти все створіння мудро створив, відокремив світло від темряви і сонце поклав, щоб правити днем, а місяць і зорі, щоб володіли ніччю, нас же грішних вчинив достойними і в теперішню годину стати перед твоїм обличчям, щоб тебе визнавати і принести тобі вечірнє славослов'я. Направ, Чоловіколюбче, молитву нашу, немов кадило, перед тобою і прийми її, як благовонний запах. Дай нам мирний цей вечір і близьку вже ніч; зодягни нас у броню світла; визволь нас від нічного страху і всякої речі, що в темряві з'являється, і дай сон, що його ти дарував на відпочинок нашій немічності, вільний від усякого маріння диявольського. Владико, давче добра, хай і на нашій постелі, бувши тобі милими, згадуємо вночі твоє ім'я і, просвічувані навчанням твоїх заповідей, встанемо в душевній радості до звеличування твоєї доброти, приносячи твоєму милосердю молитви і моління, за наші і всіх твоїх людей провини. Відвідай їх задля молитов святої Богородиці. Бо ти є </w:t>
       </w:r>
       <w:r>
         <w:rPr>
@@ -1563,7 +1561,7 @@
           <w:szCs w:val="24"/>
         </w:rPr>
         <w:lastRenderedPageBreak/>
-        <w:t>сон, що його ти дарував на відпочинок нашій немічності, вільний від усякого маріння диявольського. Владико, давче добра, хай і на нашій постелі, бувши тобі милими, згадуємо вночі твоє ім'я і, просвічувані навчанням твоїх заповідей, встанемо в душевній радості до звеличування твоєї доброти, приносячи твоєму милосердю молитви і моління, за наші і всіх твоїх людей провини. Відвідай їх задля молитов святої Богородиці. Бо ти є добрий і чоловіколюбний Бог, і тобі віддаємо славу: Отцю, і Сину, і Святому Духові, нині і повсякчас, і на віки віків. Амінь.</w:t>
+        <w:t>добрий і чоловіколюбний Бог, і тобі віддаємо славу: Отцю, і Сину, і Святому Духові, нині і повсякчас, і на віки віків. Амінь.</w:t>
       </w:r>
     </w:p>
     <w:p>
@@ -2269,47 +2267,56 @@
           <w:sz w:val="24"/>
           <w:szCs w:val="24"/>
         </w:rPr>
+        <w:t>Вірні:</w:t>
+      </w:r>
+      <w:r>
+        <w:rPr>
+          <w:rFonts w:ascii="Times New Roman" w:eastAsia="Times New Roman" w:hAnsi="Times New Roman" w:cs="Times New Roman"/>
+          <w:color w:val="FF0000"/>
+          <w:sz w:val="24"/>
+          <w:szCs w:val="24"/>
+        </w:rPr>
+        <w:t xml:space="preserve"> </w:t>
+      </w:r>
+      <w:r>
+        <w:rPr>
+          <w:rFonts w:ascii="Times New Roman" w:eastAsia="Times New Roman" w:hAnsi="Times New Roman" w:cs="Times New Roman"/>
+          <w:sz w:val="24"/>
+          <w:szCs w:val="24"/>
+        </w:rPr>
+        <w:t>Тобі, Господи.</w:t>
+      </w:r>
+    </w:p>
+    <w:p>
+      <w:pPr>
+        <w:spacing w:after="120"/>
+        <w:jc w:val="both"/>
+        <w:rPr>
+          <w:rFonts w:ascii="Times New Roman" w:eastAsia="Times New Roman" w:hAnsi="Times New Roman" w:cs="Times New Roman"/>
+          <w:i/>
+          <w:sz w:val="24"/>
+          <w:szCs w:val="24"/>
+          <w:u w:val="single"/>
+        </w:rPr>
+      </w:pPr>
+      <w:r>
+        <w:rPr>
+          <w:rFonts w:ascii="Times New Roman" w:eastAsia="Times New Roman" w:hAnsi="Times New Roman" w:cs="Times New Roman"/>
+          <w:sz w:val="24"/>
+          <w:szCs w:val="24"/>
+          <w:u w:val="single"/>
+        </w:rPr>
+        <w:t xml:space="preserve">[Господи щедрий і милосердний, довготерпеливий і многомилостивий! Вислухай молитви наші і зверни увагу на голос моління нашого і яви нам знак милости твоєї, наведи нас на дорогу твою, щоб ходили ми в твоїй правді. Звесели серця наші, щоб ми боялись імення твого святого, бо ти великий і твориш чуда; ти Бог єдиний і немає подібного тобі між </w:t>
+      </w:r>
+      <w:r>
+        <w:rPr>
+          <w:rFonts w:ascii="Times New Roman" w:eastAsia="Times New Roman" w:hAnsi="Times New Roman" w:cs="Times New Roman"/>
+          <w:sz w:val="24"/>
+          <w:szCs w:val="24"/>
+          <w:u w:val="single"/>
+        </w:rPr>
         <w:lastRenderedPageBreak/>
-        <w:t>Вірні:</w:t>
-      </w:r>
-      <w:r>
-        <w:rPr>
-          <w:rFonts w:ascii="Times New Roman" w:eastAsia="Times New Roman" w:hAnsi="Times New Roman" w:cs="Times New Roman"/>
-          <w:color w:val="FF0000"/>
-          <w:sz w:val="24"/>
-          <w:szCs w:val="24"/>
-        </w:rPr>
-        <w:t xml:space="preserve"> </w:t>
-      </w:r>
-      <w:r>
-        <w:rPr>
-          <w:rFonts w:ascii="Times New Roman" w:eastAsia="Times New Roman" w:hAnsi="Times New Roman" w:cs="Times New Roman"/>
-          <w:sz w:val="24"/>
-          <w:szCs w:val="24"/>
-        </w:rPr>
-        <w:t>Тобі, Господи.</w:t>
-      </w:r>
-    </w:p>
-    <w:p>
-      <w:pPr>
-        <w:spacing w:after="120"/>
-        <w:jc w:val="both"/>
-        <w:rPr>
-          <w:rFonts w:ascii="Times New Roman" w:eastAsia="Times New Roman" w:hAnsi="Times New Roman" w:cs="Times New Roman"/>
-          <w:i/>
-          <w:sz w:val="24"/>
-          <w:szCs w:val="24"/>
-          <w:u w:val="single"/>
-        </w:rPr>
-      </w:pPr>
-      <w:r>
-        <w:rPr>
-          <w:rFonts w:ascii="Times New Roman" w:eastAsia="Times New Roman" w:hAnsi="Times New Roman" w:cs="Times New Roman"/>
-          <w:sz w:val="24"/>
-          <w:szCs w:val="24"/>
-          <w:u w:val="single"/>
-        </w:rPr>
-        <w:t>[Господи щедрий і милосердний, довготерпеливий і многомилостивий! Вислухай молитви наші і зверни увагу на голос моління нашого і яви нам знак милости твоєї, наведи нас на дорогу твою, щоб ходили ми в твоїй правді. Звесели серця наші, щоб ми боялись імення твого святого, бо ти великий і твориш чуда; ти Бог єдиний і немає подібного тобі між богами, Господи. Ти сильний у милості і добрий у силі, аби допомагати й утішати, і спасати всіх, хто на ім'я твоє святе уповає.]</w:t>
+        <w:t>богами, Господи. Ти сильний у милості і добрий у силі, аби допомагати й утішати, і спасати всіх, хто на ім'я твоє святе уповає.]</w:t>
       </w:r>
     </w:p>
     <w:p>
@@ -2845,108 +2852,108 @@
           <w:sz w:val="24"/>
           <w:szCs w:val="24"/>
         </w:rPr>
+        <w:t>Спаси мене від гонителів моїх,* бо вони сильніші від мене.</w:t>
+      </w:r>
+    </w:p>
+    <w:p>
+      <w:pPr>
+        <w:spacing w:after="120"/>
+        <w:jc w:val="both"/>
+        <w:rPr>
+          <w:rFonts w:ascii="Times New Roman" w:eastAsia="Times New Roman" w:hAnsi="Times New Roman" w:cs="Times New Roman"/>
+          <w:sz w:val="24"/>
+          <w:szCs w:val="24"/>
+        </w:rPr>
+      </w:pPr>
+      <w:r>
+        <w:rPr>
+          <w:rFonts w:ascii="Times New Roman" w:eastAsia="Times New Roman" w:hAnsi="Times New Roman" w:cs="Times New Roman"/>
+          <w:sz w:val="24"/>
+          <w:szCs w:val="24"/>
+        </w:rPr>
+        <w:t>Виведи з в'язниці мою душу,* щоб дякувати імені твоєму.</w:t>
+      </w:r>
+    </w:p>
+    <w:p>
+      <w:pPr>
+        <w:spacing w:after="120"/>
+        <w:jc w:val="both"/>
+        <w:rPr>
+          <w:rFonts w:ascii="Times New Roman" w:eastAsia="Times New Roman" w:hAnsi="Times New Roman" w:cs="Times New Roman"/>
+          <w:sz w:val="24"/>
+          <w:szCs w:val="24"/>
+        </w:rPr>
+      </w:pPr>
+      <w:r>
+        <w:rPr>
+          <w:rFonts w:ascii="Times New Roman" w:eastAsia="Times New Roman" w:hAnsi="Times New Roman" w:cs="Times New Roman"/>
+          <w:sz w:val="24"/>
+          <w:szCs w:val="24"/>
+        </w:rPr>
+        <w:t>Мене обступлять праведники,* бо ти добро мені вчиниш.</w:t>
+      </w:r>
+    </w:p>
+    <w:p>
+      <w:pPr>
+        <w:spacing w:after="120"/>
+        <w:jc w:val="center"/>
+        <w:rPr>
+          <w:rFonts w:ascii="Times New Roman" w:eastAsia="Times New Roman" w:hAnsi="Times New Roman" w:cs="Times New Roman"/>
+          <w:b/>
+          <w:i/>
+          <w:color w:val="FF0000"/>
+          <w:sz w:val="24"/>
+          <w:szCs w:val="24"/>
+        </w:rPr>
+      </w:pPr>
+      <w:r>
+        <w:rPr>
+          <w:rFonts w:ascii="Times New Roman" w:eastAsia="Times New Roman" w:hAnsi="Times New Roman" w:cs="Times New Roman"/>
+          <w:b/>
+          <w:i/>
+          <w:color w:val="FF0000"/>
+          <w:sz w:val="24"/>
+          <w:szCs w:val="24"/>
+        </w:rPr>
+        <w:t>Псалом 129</w:t>
+      </w:r>
+    </w:p>
+    <w:p>
+      <w:pPr>
+        <w:spacing w:after="120"/>
+        <w:jc w:val="both"/>
+        <w:rPr>
+          <w:rFonts w:ascii="Times New Roman" w:eastAsia="Times New Roman" w:hAnsi="Times New Roman" w:cs="Times New Roman"/>
+          <w:sz w:val="24"/>
+          <w:szCs w:val="24"/>
+        </w:rPr>
+      </w:pPr>
+      <w:r>
+        <w:rPr>
+          <w:rFonts w:ascii="Times New Roman" w:eastAsia="Times New Roman" w:hAnsi="Times New Roman" w:cs="Times New Roman"/>
+          <w:sz w:val="24"/>
+          <w:szCs w:val="24"/>
+        </w:rPr>
+        <w:t>З глибин взиваю до тебе, Господи,* Господи, почуй мій голос.</w:t>
+      </w:r>
+    </w:p>
+    <w:p>
+      <w:pPr>
+        <w:spacing w:after="120"/>
+        <w:jc w:val="both"/>
+        <w:rPr>
+          <w:rFonts w:ascii="Times New Roman" w:eastAsia="Times New Roman" w:hAnsi="Times New Roman" w:cs="Times New Roman"/>
+          <w:sz w:val="24"/>
+          <w:szCs w:val="24"/>
+        </w:rPr>
+      </w:pPr>
+      <w:r>
+        <w:rPr>
+          <w:rFonts w:ascii="Times New Roman" w:eastAsia="Times New Roman" w:hAnsi="Times New Roman" w:cs="Times New Roman"/>
+          <w:sz w:val="24"/>
+          <w:szCs w:val="24"/>
+        </w:rPr>
         <w:lastRenderedPageBreak/>
-        <w:t>Спаси мене від гонителів моїх,* бо вони сильніші від мене.</w:t>
-      </w:r>
-    </w:p>
-    <w:p>
-      <w:pPr>
-        <w:spacing w:after="120"/>
-        <w:jc w:val="both"/>
-        <w:rPr>
-          <w:rFonts w:ascii="Times New Roman" w:eastAsia="Times New Roman" w:hAnsi="Times New Roman" w:cs="Times New Roman"/>
-          <w:sz w:val="24"/>
-          <w:szCs w:val="24"/>
-        </w:rPr>
-      </w:pPr>
-      <w:r>
-        <w:rPr>
-          <w:rFonts w:ascii="Times New Roman" w:eastAsia="Times New Roman" w:hAnsi="Times New Roman" w:cs="Times New Roman"/>
-          <w:sz w:val="24"/>
-          <w:szCs w:val="24"/>
-        </w:rPr>
-        <w:t>Виведи з в'язниці мою душу,* щоб дякувати імені твоєму.</w:t>
-      </w:r>
-    </w:p>
-    <w:p>
-      <w:pPr>
-        <w:spacing w:after="120"/>
-        <w:jc w:val="both"/>
-        <w:rPr>
-          <w:rFonts w:ascii="Times New Roman" w:eastAsia="Times New Roman" w:hAnsi="Times New Roman" w:cs="Times New Roman"/>
-          <w:sz w:val="24"/>
-          <w:szCs w:val="24"/>
-        </w:rPr>
-      </w:pPr>
-      <w:r>
-        <w:rPr>
-          <w:rFonts w:ascii="Times New Roman" w:eastAsia="Times New Roman" w:hAnsi="Times New Roman" w:cs="Times New Roman"/>
-          <w:sz w:val="24"/>
-          <w:szCs w:val="24"/>
-        </w:rPr>
-        <w:t>Мене обступлять праведники,* бо ти добро мені вчиниш.</w:t>
-      </w:r>
-    </w:p>
-    <w:p>
-      <w:pPr>
-        <w:spacing w:after="120"/>
-        <w:jc w:val="center"/>
-        <w:rPr>
-          <w:rFonts w:ascii="Times New Roman" w:eastAsia="Times New Roman" w:hAnsi="Times New Roman" w:cs="Times New Roman"/>
-          <w:b/>
-          <w:i/>
-          <w:color w:val="FF0000"/>
-          <w:sz w:val="24"/>
-          <w:szCs w:val="24"/>
-        </w:rPr>
-      </w:pPr>
-      <w:r>
-        <w:rPr>
-          <w:rFonts w:ascii="Times New Roman" w:eastAsia="Times New Roman" w:hAnsi="Times New Roman" w:cs="Times New Roman"/>
-          <w:b/>
-          <w:i/>
-          <w:color w:val="FF0000"/>
-          <w:sz w:val="24"/>
-          <w:szCs w:val="24"/>
-        </w:rPr>
-        <w:t>Псалом 129</w:t>
-      </w:r>
-    </w:p>
-    <w:p>
-      <w:pPr>
-        <w:spacing w:after="120"/>
-        <w:jc w:val="both"/>
-        <w:rPr>
-          <w:rFonts w:ascii="Times New Roman" w:eastAsia="Times New Roman" w:hAnsi="Times New Roman" w:cs="Times New Roman"/>
-          <w:sz w:val="24"/>
-          <w:szCs w:val="24"/>
-        </w:rPr>
-      </w:pPr>
-      <w:r>
-        <w:rPr>
-          <w:rFonts w:ascii="Times New Roman" w:eastAsia="Times New Roman" w:hAnsi="Times New Roman" w:cs="Times New Roman"/>
-          <w:sz w:val="24"/>
-          <w:szCs w:val="24"/>
-        </w:rPr>
-        <w:t>З глибин взиваю до тебе, Господи,* Господи, почуй мій голос.</w:t>
-      </w:r>
-    </w:p>
-    <w:p>
-      <w:pPr>
-        <w:spacing w:after="120"/>
-        <w:jc w:val="both"/>
-        <w:rPr>
-          <w:rFonts w:ascii="Times New Roman" w:eastAsia="Times New Roman" w:hAnsi="Times New Roman" w:cs="Times New Roman"/>
-          <w:sz w:val="24"/>
-          <w:szCs w:val="24"/>
-        </w:rPr>
-      </w:pPr>
-      <w:r>
-        <w:rPr>
-          <w:rFonts w:ascii="Times New Roman" w:eastAsia="Times New Roman" w:hAnsi="Times New Roman" w:cs="Times New Roman"/>
-          <w:sz w:val="24"/>
-          <w:szCs w:val="24"/>
-        </w:rPr>
         <w:t>Нехай будуть твої вуха уважні,* до голосу благання мого.</w:t>
       </w:r>
     </w:p>
@@ -2967,7 +2974,6 @@
           <w:b/>
           <w:i/>
           <w:color w:val="FF0000"/>
-          <w:sz w:val="24"/>
         </w:rPr>
         <w:t>Стихири</w:t>
       </w:r>
@@ -3030,7 +3036,47 @@
           <w:sz w:val="24"/>
           <w:szCs w:val="24"/>
         </w:rPr>
-        <w:t>(г. 4, подібний: Покликаний був ти):</w:t>
+        <w:t>(г. </w:t>
+      </w:r>
+      <w:r>
+        <w:rPr>
+          <w:rFonts w:ascii="Times New Roman" w:eastAsia="Times New Roman" w:hAnsi="Times New Roman" w:cs="Times New Roman"/>
+          <w:i/>
+          <w:color w:val="FF0000"/>
+          <w:sz w:val="24"/>
+          <w:szCs w:val="24"/>
+        </w:rPr>
+        <w:t>8</w:t>
+      </w:r>
+      <w:r>
+        <w:rPr>
+          <w:rFonts w:ascii="Times New Roman" w:eastAsia="Times New Roman" w:hAnsi="Times New Roman" w:cs="Times New Roman"/>
+          <w:i/>
+          <w:color w:val="FF0000"/>
+          <w:sz w:val="24"/>
+          <w:szCs w:val="24"/>
+        </w:rPr>
+        <w:t xml:space="preserve">, подібний: </w:t>
+      </w:r>
+      <w:r>
+        <w:rPr>
+          <w:rFonts w:ascii="Times New Roman" w:eastAsia="Times New Roman" w:hAnsi="Times New Roman" w:cs="Times New Roman"/>
+          <w:i/>
+          <w:color w:val="FF0000"/>
+          <w:sz w:val="24"/>
+          <w:szCs w:val="24"/>
+        </w:rPr>
+        <w:t>Хоч і став ти, Господи</w:t>
+      </w:r>
+      <w:r>
+        <w:rPr>
+          <w:rFonts w:ascii="Times New Roman" w:eastAsia="Times New Roman" w:hAnsi="Times New Roman" w:cs="Times New Roman"/>
+          <w:i/>
+          <w:color w:val="FF0000"/>
+          <w:sz w:val="24"/>
+          <w:szCs w:val="24"/>
+        </w:rPr>
+        <w:t>):</w:t>
       </w:r>
       <w:r>
         <w:rPr>
@@ -3047,25 +3093,16 @@
           <w:sz w:val="24"/>
           <w:szCs w:val="24"/>
         </w:rPr>
-        <w:t xml:space="preserve">Прийнявши чистим умом відблиск* богоначального сяйва* і ставши провісником та проповідником Божих слів* і божеським пророком,* ти був устами, якими ворушив Дух Божий,* і звістив те, що він тобі об'явив.* Ти проголосив усім народам майбутнє спасіння* і незнищиме царство Христа.* Його моли, всечесний </w:t>
-      </w:r>
-      <w:r>
-        <w:rPr>
-          <w:rFonts w:ascii="Times New Roman" w:eastAsia="Times New Roman" w:hAnsi="Times New Roman" w:cs="Times New Roman"/>
-          <w:i/>
-          <w:color w:val="FF0000"/>
-          <w:sz w:val="24"/>
-          <w:szCs w:val="24"/>
-        </w:rPr>
-        <w:t>Малахію</w:t>
-      </w:r>
-      <w:r>
-        <w:rPr>
-          <w:rFonts w:ascii="Times New Roman" w:eastAsia="Times New Roman" w:hAnsi="Times New Roman" w:cs="Times New Roman"/>
-          <w:sz w:val="24"/>
-          <w:szCs w:val="24"/>
-        </w:rPr>
-        <w:t>,* щоб спас та просвітив душі наші.</w:t>
+        <w:t>Ба́чачи, як збува́ються слова́ богозру́шуваного твого́ язика́, ублажа́ю тебе́ ни́ні, проро́че, їх і́стині вража́ючись: ти бо го́лосом гучни́м світ обійня́в, Госпо́днє проголо́шуючи прише́стя спаси́тельне.</w:t>
+      </w:r>
+      <w:r>
+        <w:rPr>
+          <w:rFonts w:ascii="Times New Roman" w:eastAsia="Times New Roman" w:hAnsi="Times New Roman" w:cs="Times New Roman"/>
+          <w:sz w:val="24"/>
+          <w:szCs w:val="24"/>
+          <w:vertAlign w:val="superscript"/>
+        </w:rPr>
+        <w:t>[АП]</w:t>
       </w:r>
     </w:p>
     <w:p>
@@ -3124,25 +3161,25 @@
           <w:sz w:val="24"/>
           <w:szCs w:val="24"/>
         </w:rPr>
-        <w:t xml:space="preserve">Осяяний достойним боговидінням* та відзначений пророчою мовою* і благодаттю, богонатхненний </w:t>
-      </w:r>
-      <w:r>
-        <w:rPr>
-          <w:rFonts w:ascii="Times New Roman" w:eastAsia="Times New Roman" w:hAnsi="Times New Roman" w:cs="Times New Roman"/>
-          <w:i/>
-          <w:color w:val="FF0000"/>
-          <w:sz w:val="24"/>
-          <w:szCs w:val="24"/>
-        </w:rPr>
-        <w:t>Малахію</w:t>
-      </w:r>
-      <w:r>
-        <w:rPr>
-          <w:rFonts w:ascii="Times New Roman" w:eastAsia="Times New Roman" w:hAnsi="Times New Roman" w:cs="Times New Roman"/>
-          <w:sz w:val="24"/>
-          <w:szCs w:val="24"/>
-        </w:rPr>
-        <w:t>!* Ти вдостоївся божественного блаженства* та здобув нині оце довір'я* і ласку в Преблагого,* щоб молитися за тих, які тебе з вірою почитають* і вихваляють як чесного і Богом посланого благовісника,* щоб визволити з бід* і спасти душі наші.</w:t>
+        <w:t>А́нгелом че́рез ангелоподі́бне твоє́ життя́ на землі́ був ти і прозва́нням «А́нгела» всегармоні́йно збагати́вся, красу́ душі́ з красо́ю ті́ла обопі́льно поєдна́вши, Малахі́є всеблаже́нний.</w:t>
+      </w:r>
+      <w:r>
+        <w:rPr>
+          <w:rFonts w:ascii="Times New Roman" w:eastAsia="Times New Roman" w:hAnsi="Times New Roman" w:cs="Times New Roman"/>
+          <w:sz w:val="24"/>
+          <w:szCs w:val="24"/>
+          <w:vertAlign w:val="superscript"/>
+        </w:rPr>
+        <w:t xml:space="preserve"> </w:t>
+      </w:r>
+      <w:r>
+        <w:rPr>
+          <w:rFonts w:ascii="Times New Roman" w:eastAsia="Times New Roman" w:hAnsi="Times New Roman" w:cs="Times New Roman"/>
+          <w:sz w:val="24"/>
+          <w:szCs w:val="24"/>
+          <w:vertAlign w:val="superscript"/>
+        </w:rPr>
+        <w:t>[АП]</w:t>
       </w:r>
     </w:p>
     <w:p>
@@ -3201,25 +3238,25 @@
           <w:sz w:val="24"/>
           <w:szCs w:val="24"/>
         </w:rPr>
-        <w:t xml:space="preserve">Твого пророка </w:t>
-      </w:r>
-      <w:r>
-        <w:rPr>
-          <w:rFonts w:ascii="Times New Roman" w:eastAsia="Times New Roman" w:hAnsi="Times New Roman" w:cs="Times New Roman"/>
-          <w:i/>
-          <w:color w:val="FF0000"/>
-          <w:sz w:val="24"/>
-          <w:szCs w:val="24"/>
-        </w:rPr>
-        <w:t>Малахію</w:t>
-      </w:r>
-      <w:r>
-        <w:rPr>
-          <w:rFonts w:ascii="Times New Roman" w:eastAsia="Times New Roman" w:hAnsi="Times New Roman" w:cs="Times New Roman"/>
-          <w:sz w:val="24"/>
-          <w:szCs w:val="24"/>
-        </w:rPr>
-        <w:t xml:space="preserve"> появив ти, Безсмертний,* немов духовну хмарину, що справді виточує воду життя вічного.* Ти послав його щедро і дарував пресвятого Духа,* єдиносущного тобі Отцю Вседержителеві* і твоєму Синові,* що засіяв з твого єства,* і через нього звістив спасенний прихід Христа Бога нашого.* Моли його, щоб спас* і просвітив душі наші.</w:t>
+        <w:t>Го́споди, до Те́бе Твого́ проро́ка, як блага́льника і засту́пника приво́джу. Його́ блага́ннями, Ще́дрий, і засту́пництвами розв’яжи́ гріхи́ зв’я́заної ві́дчаєм душі́, як Благоутро́бний, що ма́єш су́тнісну і приро́дню доброту́.</w:t>
+      </w:r>
+      <w:r>
+        <w:rPr>
+          <w:rFonts w:ascii="Times New Roman" w:eastAsia="Times New Roman" w:hAnsi="Times New Roman" w:cs="Times New Roman"/>
+          <w:sz w:val="24"/>
+          <w:szCs w:val="24"/>
+          <w:vertAlign w:val="superscript"/>
+        </w:rPr>
+        <w:t xml:space="preserve"> </w:t>
+      </w:r>
+      <w:r>
+        <w:rPr>
+          <w:rFonts w:ascii="Times New Roman" w:eastAsia="Times New Roman" w:hAnsi="Times New Roman" w:cs="Times New Roman"/>
+          <w:sz w:val="24"/>
+          <w:szCs w:val="24"/>
+          <w:vertAlign w:val="superscript"/>
+        </w:rPr>
+        <w:t>[АП]</w:t>
       </w:r>
     </w:p>
     <w:p>
@@ -3279,7 +3316,47 @@
           <w:sz w:val="24"/>
           <w:szCs w:val="24"/>
         </w:rPr>
-        <w:t>(г. 4, подібний: Як хороброго):</w:t>
+        <w:t>(г. </w:t>
+      </w:r>
+      <w:r>
+        <w:rPr>
+          <w:rFonts w:ascii="Times New Roman" w:eastAsia="Times New Roman" w:hAnsi="Times New Roman" w:cs="Times New Roman"/>
+          <w:i/>
+          <w:color w:val="FF0000"/>
+          <w:sz w:val="24"/>
+          <w:szCs w:val="24"/>
+        </w:rPr>
+        <w:t>8</w:t>
+      </w:r>
+      <w:r>
+        <w:rPr>
+          <w:rFonts w:ascii="Times New Roman" w:eastAsia="Times New Roman" w:hAnsi="Times New Roman" w:cs="Times New Roman"/>
+          <w:i/>
+          <w:color w:val="FF0000"/>
+          <w:sz w:val="24"/>
+          <w:szCs w:val="24"/>
+        </w:rPr>
+        <w:t xml:space="preserve">, подібний: </w:t>
+      </w:r>
+      <w:r>
+        <w:rPr>
+          <w:rFonts w:ascii="Times New Roman" w:eastAsia="Times New Roman" w:hAnsi="Times New Roman" w:cs="Times New Roman"/>
+          <w:i/>
+          <w:color w:val="FF0000"/>
+          <w:sz w:val="24"/>
+          <w:szCs w:val="24"/>
+        </w:rPr>
+        <w:t>О, преславне чудо</w:t>
+      </w:r>
+      <w:r>
+        <w:rPr>
+          <w:rFonts w:ascii="Times New Roman" w:eastAsia="Times New Roman" w:hAnsi="Times New Roman" w:cs="Times New Roman"/>
+          <w:i/>
+          <w:color w:val="FF0000"/>
+          <w:sz w:val="24"/>
+          <w:szCs w:val="24"/>
+        </w:rPr>
+        <w:t>):</w:t>
       </w:r>
       <w:r>
         <w:rPr>
@@ -3296,7 +3373,153 @@
           <w:sz w:val="24"/>
           <w:szCs w:val="24"/>
         </w:rPr>
-        <w:t>Ти, Славний, зодягнувся* у багряницю, обагрену кров'ю твого тіла,* тобто божественною благодаттю,* і голову свою ти прикрасив* вінком життя нетлінного.* Несучи в правиці, немов берло,* хресне переможне знамення,* всемудрий Мученику,* царюєш з Христом, постійно радіючи.</w:t>
+        <w:t>Ба́чачи, як досяга́є верши́ни мла облу́ди,</w:t>
+      </w:r>
+      <w:r>
+        <w:rPr>
+          <w:rFonts w:ascii="Times New Roman" w:eastAsia="Times New Roman" w:hAnsi="Times New Roman" w:cs="Times New Roman"/>
+          <w:sz w:val="24"/>
+          <w:szCs w:val="24"/>
+        </w:rPr>
+        <w:t>*</w:t>
+      </w:r>
+      <w:r>
+        <w:rPr>
+          <w:rFonts w:ascii="Times New Roman" w:eastAsia="Times New Roman" w:hAnsi="Times New Roman" w:cs="Times New Roman"/>
+          <w:sz w:val="24"/>
+          <w:szCs w:val="24"/>
+        </w:rPr>
+        <w:t xml:space="preserve"> ти, втіка́ючи, віддали́вся,</w:t>
+      </w:r>
+      <w:r>
+        <w:rPr>
+          <w:rFonts w:ascii="Times New Roman" w:eastAsia="Times New Roman" w:hAnsi="Times New Roman" w:cs="Times New Roman"/>
+          <w:sz w:val="24"/>
+          <w:szCs w:val="24"/>
+        </w:rPr>
+        <w:t>*</w:t>
+      </w:r>
+      <w:r>
+        <w:rPr>
+          <w:rFonts w:ascii="Times New Roman" w:eastAsia="Times New Roman" w:hAnsi="Times New Roman" w:cs="Times New Roman"/>
+          <w:sz w:val="24"/>
+          <w:szCs w:val="24"/>
+        </w:rPr>
+        <w:t xml:space="preserve"> страстоте́рпче Горді́ю,</w:t>
+      </w:r>
+      <w:r>
+        <w:rPr>
+          <w:rFonts w:ascii="Times New Roman" w:eastAsia="Times New Roman" w:hAnsi="Times New Roman" w:cs="Times New Roman"/>
+          <w:sz w:val="24"/>
+          <w:szCs w:val="24"/>
+        </w:rPr>
+        <w:t>*</w:t>
+      </w:r>
+      <w:r>
+        <w:rPr>
+          <w:rFonts w:ascii="Times New Roman" w:eastAsia="Times New Roman" w:hAnsi="Times New Roman" w:cs="Times New Roman"/>
+          <w:sz w:val="24"/>
+          <w:szCs w:val="24"/>
+        </w:rPr>
+        <w:t xml:space="preserve"> очі́куючи Бо́га,</w:t>
+      </w:r>
+      <w:r>
+        <w:rPr>
+          <w:rFonts w:ascii="Times New Roman" w:eastAsia="Times New Roman" w:hAnsi="Times New Roman" w:cs="Times New Roman"/>
+          <w:sz w:val="24"/>
+          <w:szCs w:val="24"/>
+        </w:rPr>
+        <w:t>*</w:t>
+      </w:r>
+      <w:r>
+        <w:rPr>
+          <w:rFonts w:ascii="Times New Roman" w:eastAsia="Times New Roman" w:hAnsi="Times New Roman" w:cs="Times New Roman"/>
+          <w:sz w:val="24"/>
+          <w:szCs w:val="24"/>
+        </w:rPr>
+        <w:t xml:space="preserve"> а ви́пробувавши себе́ мно́гими труда́ми</w:t>
+      </w:r>
+      <w:r>
+        <w:rPr>
+          <w:rFonts w:ascii="Times New Roman" w:eastAsia="Times New Roman" w:hAnsi="Times New Roman" w:cs="Times New Roman"/>
+          <w:sz w:val="24"/>
+          <w:szCs w:val="24"/>
+        </w:rPr>
+        <w:t>*</w:t>
+      </w:r>
+      <w:r>
+        <w:rPr>
+          <w:rFonts w:ascii="Times New Roman" w:eastAsia="Times New Roman" w:hAnsi="Times New Roman" w:cs="Times New Roman"/>
+          <w:sz w:val="24"/>
+          <w:szCs w:val="24"/>
+        </w:rPr>
+        <w:t xml:space="preserve"> і загартува́вши себе́ поста́ми,</w:t>
+      </w:r>
+      <w:r>
+        <w:rPr>
+          <w:rFonts w:ascii="Times New Roman" w:eastAsia="Times New Roman" w:hAnsi="Times New Roman" w:cs="Times New Roman"/>
+          <w:sz w:val="24"/>
+          <w:szCs w:val="24"/>
+        </w:rPr>
+        <w:t>*</w:t>
+      </w:r>
+      <w:r>
+        <w:rPr>
+          <w:rFonts w:ascii="Times New Roman" w:eastAsia="Times New Roman" w:hAnsi="Times New Roman" w:cs="Times New Roman"/>
+          <w:sz w:val="24"/>
+          <w:szCs w:val="24"/>
+        </w:rPr>
+        <w:t xml:space="preserve"> ти як подви́жник, що відчува́є свою́ си́лу,</w:t>
+      </w:r>
+      <w:r>
+        <w:rPr>
+          <w:rFonts w:ascii="Times New Roman" w:eastAsia="Times New Roman" w:hAnsi="Times New Roman" w:cs="Times New Roman"/>
+          <w:sz w:val="24"/>
+          <w:szCs w:val="24"/>
+        </w:rPr>
+        <w:t>*</w:t>
+      </w:r>
+      <w:r>
+        <w:rPr>
+          <w:rFonts w:ascii="Times New Roman" w:eastAsia="Times New Roman" w:hAnsi="Times New Roman" w:cs="Times New Roman"/>
+          <w:sz w:val="24"/>
+          <w:szCs w:val="24"/>
+        </w:rPr>
+        <w:t xml:space="preserve"> з вла́сної спону́ки</w:t>
+      </w:r>
+      <w:r>
+        <w:rPr>
+          <w:rFonts w:ascii="Times New Roman" w:eastAsia="Times New Roman" w:hAnsi="Times New Roman" w:cs="Times New Roman"/>
+          <w:sz w:val="24"/>
+          <w:szCs w:val="24"/>
+        </w:rPr>
+        <w:t>*</w:t>
+      </w:r>
+      <w:r>
+        <w:rPr>
+          <w:rFonts w:ascii="Times New Roman" w:eastAsia="Times New Roman" w:hAnsi="Times New Roman" w:cs="Times New Roman"/>
+          <w:sz w:val="24"/>
+          <w:szCs w:val="24"/>
+        </w:rPr>
+        <w:t xml:space="preserve"> пішо́в до протибо́рця.</w:t>
+      </w:r>
+      <w:r>
+        <w:rPr>
+          <w:rFonts w:ascii="Times New Roman" w:eastAsia="Times New Roman" w:hAnsi="Times New Roman" w:cs="Times New Roman"/>
+          <w:sz w:val="24"/>
+          <w:szCs w:val="24"/>
+          <w:vertAlign w:val="superscript"/>
+        </w:rPr>
+        <w:t xml:space="preserve"> </w:t>
+      </w:r>
+      <w:r>
+        <w:rPr>
+          <w:rFonts w:ascii="Times New Roman" w:eastAsia="Times New Roman" w:hAnsi="Times New Roman" w:cs="Times New Roman"/>
+          <w:sz w:val="24"/>
+          <w:szCs w:val="24"/>
+          <w:vertAlign w:val="superscript"/>
+        </w:rPr>
+        <w:t>[АП]</w:t>
       </w:r>
     </w:p>
     <w:p>
@@ -3378,7 +3601,153 @@
           <w:sz w:val="24"/>
           <w:szCs w:val="24"/>
         </w:rPr>
-        <w:t>Ти, Славний, був знаний* як непереможний воїн.* Озброєний хресним знаряддям,* ти вийшов на боротьбу* з ворожою силою* і переміг її, Славний, в бою* та й прийняв вінок перемоги* від єдиного Переможця і Владики,* що повсякчасно царює.</w:t>
+        <w:t>Із тверди́м упова́нням</w:t>
+      </w:r>
+      <w:r>
+        <w:rPr>
+          <w:rFonts w:ascii="Times New Roman" w:eastAsia="Times New Roman" w:hAnsi="Times New Roman" w:cs="Times New Roman"/>
+          <w:sz w:val="24"/>
+          <w:szCs w:val="24"/>
+        </w:rPr>
+        <w:t>*</w:t>
+      </w:r>
+      <w:r>
+        <w:rPr>
+          <w:rFonts w:ascii="Times New Roman" w:eastAsia="Times New Roman" w:hAnsi="Times New Roman" w:cs="Times New Roman"/>
+          <w:sz w:val="24"/>
+          <w:szCs w:val="24"/>
+        </w:rPr>
+        <w:t xml:space="preserve"> прийшо́в ти до мно́жества не́другів,</w:t>
+      </w:r>
+      <w:r>
+        <w:rPr>
+          <w:rFonts w:ascii="Times New Roman" w:eastAsia="Times New Roman" w:hAnsi="Times New Roman" w:cs="Times New Roman"/>
+          <w:sz w:val="24"/>
+          <w:szCs w:val="24"/>
+        </w:rPr>
+        <w:t>*</w:t>
+      </w:r>
+      <w:r>
+        <w:rPr>
+          <w:rFonts w:ascii="Times New Roman" w:eastAsia="Times New Roman" w:hAnsi="Times New Roman" w:cs="Times New Roman"/>
+          <w:sz w:val="24"/>
+          <w:szCs w:val="24"/>
+        </w:rPr>
+        <w:t xml:space="preserve"> всесла́вний Горді́ю,</w:t>
+      </w:r>
+      <w:r>
+        <w:rPr>
+          <w:rFonts w:ascii="Times New Roman" w:eastAsia="Times New Roman" w:hAnsi="Times New Roman" w:cs="Times New Roman"/>
+          <w:sz w:val="24"/>
+          <w:szCs w:val="24"/>
+        </w:rPr>
+        <w:t>*</w:t>
+      </w:r>
+      <w:r>
+        <w:rPr>
+          <w:rFonts w:ascii="Times New Roman" w:eastAsia="Times New Roman" w:hAnsi="Times New Roman" w:cs="Times New Roman"/>
+          <w:sz w:val="24"/>
+          <w:szCs w:val="24"/>
+        </w:rPr>
+        <w:t xml:space="preserve"> ма́ючи за ніщо́ видо́вище беззако́нників.</w:t>
+      </w:r>
+      <w:r>
+        <w:rPr>
+          <w:rFonts w:ascii="Times New Roman" w:eastAsia="Times New Roman" w:hAnsi="Times New Roman" w:cs="Times New Roman"/>
+          <w:sz w:val="24"/>
+          <w:szCs w:val="24"/>
+        </w:rPr>
+        <w:t>*</w:t>
+      </w:r>
+      <w:r>
+        <w:rPr>
+          <w:rFonts w:ascii="Times New Roman" w:eastAsia="Times New Roman" w:hAnsi="Times New Roman" w:cs="Times New Roman"/>
+          <w:sz w:val="24"/>
+          <w:szCs w:val="24"/>
+        </w:rPr>
+        <w:t xml:space="preserve"> І ста́вши посере́дині,</w:t>
+      </w:r>
+      <w:r>
+        <w:rPr>
+          <w:rFonts w:ascii="Times New Roman" w:eastAsia="Times New Roman" w:hAnsi="Times New Roman" w:cs="Times New Roman"/>
+          <w:sz w:val="24"/>
+          <w:szCs w:val="24"/>
+        </w:rPr>
+        <w:t>*</w:t>
+      </w:r>
+      <w:r>
+        <w:rPr>
+          <w:rFonts w:ascii="Times New Roman" w:eastAsia="Times New Roman" w:hAnsi="Times New Roman" w:cs="Times New Roman"/>
+          <w:sz w:val="24"/>
+          <w:szCs w:val="24"/>
+        </w:rPr>
+        <w:t xml:space="preserve"> як пропові́дник власнові́льний,</w:t>
+      </w:r>
+      <w:r>
+        <w:rPr>
+          <w:rFonts w:ascii="Times New Roman" w:eastAsia="Times New Roman" w:hAnsi="Times New Roman" w:cs="Times New Roman"/>
+          <w:sz w:val="24"/>
+          <w:szCs w:val="24"/>
+        </w:rPr>
+        <w:t>*</w:t>
+      </w:r>
+      <w:r>
+        <w:rPr>
+          <w:rFonts w:ascii="Times New Roman" w:eastAsia="Times New Roman" w:hAnsi="Times New Roman" w:cs="Times New Roman"/>
+          <w:sz w:val="24"/>
+          <w:szCs w:val="24"/>
+        </w:rPr>
+        <w:t xml:space="preserve"> велегла́сно пропові́дував Христа́ – Творця́ і Го́спода,</w:t>
+      </w:r>
+      <w:r>
+        <w:rPr>
+          <w:rFonts w:ascii="Times New Roman" w:eastAsia="Times New Roman" w:hAnsi="Times New Roman" w:cs="Times New Roman"/>
+          <w:sz w:val="24"/>
+          <w:szCs w:val="24"/>
+        </w:rPr>
+        <w:t>*</w:t>
+      </w:r>
+      <w:r>
+        <w:rPr>
+          <w:rFonts w:ascii="Times New Roman" w:eastAsia="Times New Roman" w:hAnsi="Times New Roman" w:cs="Times New Roman"/>
+          <w:sz w:val="24"/>
+          <w:szCs w:val="24"/>
+        </w:rPr>
+        <w:t xml:space="preserve"> Отцю́ і Свяще́нному Ду́хові собезнача́льного,</w:t>
+      </w:r>
+      <w:r>
+        <w:rPr>
+          <w:rFonts w:ascii="Times New Roman" w:eastAsia="Times New Roman" w:hAnsi="Times New Roman" w:cs="Times New Roman"/>
+          <w:sz w:val="24"/>
+          <w:szCs w:val="24"/>
+        </w:rPr>
+        <w:t>*</w:t>
+      </w:r>
+      <w:r>
+        <w:rPr>
+          <w:rFonts w:ascii="Times New Roman" w:eastAsia="Times New Roman" w:hAnsi="Times New Roman" w:cs="Times New Roman"/>
+          <w:sz w:val="24"/>
+          <w:szCs w:val="24"/>
+        </w:rPr>
+        <w:t xml:space="preserve"> і рі́вного че́стю, і співві́чного.</w:t>
+      </w:r>
+      <w:r>
+        <w:rPr>
+          <w:rFonts w:ascii="Times New Roman" w:eastAsia="Times New Roman" w:hAnsi="Times New Roman" w:cs="Times New Roman"/>
+          <w:sz w:val="24"/>
+          <w:szCs w:val="24"/>
+          <w:vertAlign w:val="superscript"/>
+        </w:rPr>
+        <w:t xml:space="preserve"> </w:t>
+      </w:r>
+      <w:r>
+        <w:rPr>
+          <w:rFonts w:ascii="Times New Roman" w:eastAsia="Times New Roman" w:hAnsi="Times New Roman" w:cs="Times New Roman"/>
+          <w:sz w:val="24"/>
+          <w:szCs w:val="24"/>
+          <w:vertAlign w:val="superscript"/>
+        </w:rPr>
+        <w:t>[АП]</w:t>
       </w:r>
     </w:p>
     <w:p>
@@ -3437,25 +3806,153 @@
           <w:sz w:val="24"/>
           <w:szCs w:val="24"/>
         </w:rPr>
-        <w:t xml:space="preserve">Твоїми світлими стражданнями* ти, славний страждальнику </w:t>
-      </w:r>
-      <w:r>
-        <w:rPr>
-          <w:rFonts w:ascii="Times New Roman" w:eastAsia="Times New Roman" w:hAnsi="Times New Roman" w:cs="Times New Roman"/>
-          <w:i/>
-          <w:color w:val="FF0000"/>
-          <w:sz w:val="24"/>
-          <w:szCs w:val="24"/>
-        </w:rPr>
-        <w:t>Гордію</w:t>
-      </w:r>
-      <w:r>
-        <w:rPr>
-          <w:rFonts w:ascii="Times New Roman" w:eastAsia="Times New Roman" w:hAnsi="Times New Roman" w:cs="Times New Roman"/>
-          <w:sz w:val="24"/>
-          <w:szCs w:val="24"/>
-        </w:rPr>
-        <w:t>* відобразив пречисті страждання* і явився переможцем* та й живеш, Страстотерпче, радіючи,* з усіма в небесній столиці,* обожений участю у Божому житті;* тому й ми звершуємо* твоє визначне і святе торжество.</w:t>
+        <w:t>Мече́м го́лову твою́ відсі́чено,</w:t>
+      </w:r>
+      <w:r>
+        <w:rPr>
+          <w:rFonts w:ascii="Times New Roman" w:eastAsia="Times New Roman" w:hAnsi="Times New Roman" w:cs="Times New Roman"/>
+          <w:sz w:val="24"/>
+          <w:szCs w:val="24"/>
+        </w:rPr>
+        <w:t>*</w:t>
+      </w:r>
+      <w:r>
+        <w:rPr>
+          <w:rFonts w:ascii="Times New Roman" w:eastAsia="Times New Roman" w:hAnsi="Times New Roman" w:cs="Times New Roman"/>
+          <w:sz w:val="24"/>
+          <w:szCs w:val="24"/>
+        </w:rPr>
+        <w:t xml:space="preserve"> та ти від життя́ до життя́,</w:t>
+      </w:r>
+      <w:r>
+        <w:rPr>
+          <w:rFonts w:ascii="Times New Roman" w:eastAsia="Times New Roman" w:hAnsi="Times New Roman" w:cs="Times New Roman"/>
+          <w:sz w:val="24"/>
+          <w:szCs w:val="24"/>
+        </w:rPr>
+        <w:t>*</w:t>
+      </w:r>
+      <w:r>
+        <w:rPr>
+          <w:rFonts w:ascii="Times New Roman" w:eastAsia="Times New Roman" w:hAnsi="Times New Roman" w:cs="Times New Roman"/>
+          <w:sz w:val="24"/>
+          <w:szCs w:val="24"/>
+        </w:rPr>
+        <w:t xml:space="preserve"> від сме́рти до безсме́ртя</w:t>
+      </w:r>
+      <w:r>
+        <w:rPr>
+          <w:rFonts w:ascii="Times New Roman" w:eastAsia="Times New Roman" w:hAnsi="Times New Roman" w:cs="Times New Roman"/>
+          <w:sz w:val="24"/>
+          <w:szCs w:val="24"/>
+        </w:rPr>
+        <w:t>*</w:t>
+      </w:r>
+      <w:r>
+        <w:rPr>
+          <w:rFonts w:ascii="Times New Roman" w:eastAsia="Times New Roman" w:hAnsi="Times New Roman" w:cs="Times New Roman"/>
+          <w:sz w:val="24"/>
+          <w:szCs w:val="24"/>
+        </w:rPr>
+        <w:t xml:space="preserve"> і від тлі́ння до нетлі́ння відкри́то перейшо́в,</w:t>
+      </w:r>
+      <w:r>
+        <w:rPr>
+          <w:rFonts w:ascii="Times New Roman" w:eastAsia="Times New Roman" w:hAnsi="Times New Roman" w:cs="Times New Roman"/>
+          <w:sz w:val="24"/>
+          <w:szCs w:val="24"/>
+        </w:rPr>
+        <w:t>*</w:t>
+      </w:r>
+      <w:r>
+        <w:rPr>
+          <w:rFonts w:ascii="Times New Roman" w:eastAsia="Times New Roman" w:hAnsi="Times New Roman" w:cs="Times New Roman"/>
+          <w:sz w:val="24"/>
+          <w:szCs w:val="24"/>
+        </w:rPr>
+        <w:t xml:space="preserve"> не почека́вши приро́дньої сме́рти,</w:t>
+      </w:r>
+      <w:r>
+        <w:rPr>
+          <w:rFonts w:ascii="Times New Roman" w:eastAsia="Times New Roman" w:hAnsi="Times New Roman" w:cs="Times New Roman"/>
+          <w:sz w:val="24"/>
+          <w:szCs w:val="24"/>
+        </w:rPr>
+        <w:t>*</w:t>
+      </w:r>
+      <w:r>
+        <w:rPr>
+          <w:rFonts w:ascii="Times New Roman" w:eastAsia="Times New Roman" w:hAnsi="Times New Roman" w:cs="Times New Roman"/>
+          <w:sz w:val="24"/>
+          <w:szCs w:val="24"/>
+        </w:rPr>
+        <w:t xml:space="preserve"> але́ власнові́льно ве́дений уме́рти.</w:t>
+      </w:r>
+      <w:r>
+        <w:rPr>
+          <w:rFonts w:ascii="Times New Roman" w:eastAsia="Times New Roman" w:hAnsi="Times New Roman" w:cs="Times New Roman"/>
+          <w:sz w:val="24"/>
+          <w:szCs w:val="24"/>
+        </w:rPr>
+        <w:t>*</w:t>
+      </w:r>
+      <w:r>
+        <w:rPr>
+          <w:rFonts w:ascii="Times New Roman" w:eastAsia="Times New Roman" w:hAnsi="Times New Roman" w:cs="Times New Roman"/>
+          <w:sz w:val="24"/>
+          <w:szCs w:val="24"/>
+        </w:rPr>
+        <w:t xml:space="preserve"> О по́двиги твої́, страстоно́сцю Горді́ю!</w:t>
+      </w:r>
+      <w:r>
+        <w:rPr>
+          <w:rFonts w:ascii="Times New Roman" w:eastAsia="Times New Roman" w:hAnsi="Times New Roman" w:cs="Times New Roman"/>
+          <w:sz w:val="24"/>
+          <w:szCs w:val="24"/>
+        </w:rPr>
+        <w:t>*</w:t>
+      </w:r>
+      <w:r>
+        <w:rPr>
+          <w:rFonts w:ascii="Times New Roman" w:eastAsia="Times New Roman" w:hAnsi="Times New Roman" w:cs="Times New Roman"/>
+          <w:sz w:val="24"/>
+          <w:szCs w:val="24"/>
+        </w:rPr>
+        <w:t xml:space="preserve"> Че́рез них Христа́, му́ченику, звели́чив ти,</w:t>
+      </w:r>
+      <w:r>
+        <w:rPr>
+          <w:rFonts w:ascii="Times New Roman" w:eastAsia="Times New Roman" w:hAnsi="Times New Roman" w:cs="Times New Roman"/>
+          <w:sz w:val="24"/>
+          <w:szCs w:val="24"/>
+        </w:rPr>
+        <w:t>*</w:t>
+      </w:r>
+      <w:r>
+        <w:rPr>
+          <w:rFonts w:ascii="Times New Roman" w:eastAsia="Times New Roman" w:hAnsi="Times New Roman" w:cs="Times New Roman"/>
+          <w:sz w:val="24"/>
+          <w:szCs w:val="24"/>
+        </w:rPr>
+        <w:t xml:space="preserve"> Єди́ного Благоутро́бного.</w:t>
+      </w:r>
+      <w:r>
+        <w:rPr>
+          <w:rFonts w:ascii="Times New Roman" w:eastAsia="Times New Roman" w:hAnsi="Times New Roman" w:cs="Times New Roman"/>
+          <w:sz w:val="24"/>
+          <w:szCs w:val="24"/>
+          <w:vertAlign w:val="superscript"/>
+        </w:rPr>
+        <w:t xml:space="preserve"> </w:t>
+      </w:r>
+      <w:r>
+        <w:rPr>
+          <w:rFonts w:ascii="Times New Roman" w:eastAsia="Times New Roman" w:hAnsi="Times New Roman" w:cs="Times New Roman"/>
+          <w:sz w:val="24"/>
+          <w:szCs w:val="24"/>
+          <w:vertAlign w:val="superscript"/>
+        </w:rPr>
+        <w:t>[АП]</w:t>
       </w:r>
     </w:p>
     <w:p>
@@ -3480,6 +3977,15 @@
       <w:r>
         <w:rPr>
           <w:rFonts w:ascii="Times New Roman" w:eastAsia="Times New Roman" w:hAnsi="Times New Roman" w:cs="Times New Roman"/>
+          <w:b/>
+          <w:sz w:val="24"/>
+          <w:szCs w:val="24"/>
+        </w:rPr>
+        <w:t>, і нині</w:t>
+      </w:r>
+      <w:r>
+        <w:rPr>
+          <w:rFonts w:ascii="Times New Roman" w:eastAsia="Times New Roman" w:hAnsi="Times New Roman" w:cs="Times New Roman"/>
           <w:sz w:val="24"/>
           <w:szCs w:val="24"/>
         </w:rPr>
@@ -3493,7 +3999,27 @@
           <w:sz w:val="24"/>
           <w:szCs w:val="24"/>
         </w:rPr>
-        <w:t>(г. 6):</w:t>
+        <w:t>(г. </w:t>
+      </w:r>
+      <w:r>
+        <w:rPr>
+          <w:rFonts w:ascii="Times New Roman" w:eastAsia="Times New Roman" w:hAnsi="Times New Roman" w:cs="Times New Roman"/>
+          <w:i/>
+          <w:color w:val="FF0000"/>
+          <w:sz w:val="24"/>
+          <w:szCs w:val="24"/>
+        </w:rPr>
+        <w:t>4</w:t>
+      </w:r>
+      <w:r>
+        <w:rPr>
+          <w:rFonts w:ascii="Times New Roman" w:eastAsia="Times New Roman" w:hAnsi="Times New Roman" w:cs="Times New Roman"/>
+          <w:i/>
+          <w:color w:val="FF0000"/>
+          <w:sz w:val="24"/>
+          <w:szCs w:val="24"/>
+        </w:rPr>
+        <w:t>):</w:t>
       </w:r>
       <w:r>
         <w:rPr>
@@ -3510,71 +4036,137 @@
           <w:sz w:val="24"/>
           <w:szCs w:val="24"/>
         </w:rPr>
-        <w:t xml:space="preserve">Нині вся вселенна просвічується промінням страстотерпця,* а Христова Церква, прикрашена квіттям, кличе до тебе, </w:t>
-      </w:r>
-      <w:r>
-        <w:rPr>
-          <w:rFonts w:ascii="Times New Roman" w:eastAsia="Times New Roman" w:hAnsi="Times New Roman" w:cs="Times New Roman"/>
-          <w:i/>
-          <w:color w:val="FF0000"/>
-          <w:sz w:val="24"/>
-          <w:szCs w:val="24"/>
-        </w:rPr>
-        <w:t>Гордію</w:t>
-      </w:r>
-      <w:r>
-        <w:rPr>
-          <w:rFonts w:ascii="Times New Roman" w:eastAsia="Times New Roman" w:hAnsi="Times New Roman" w:cs="Times New Roman"/>
-          <w:sz w:val="24"/>
-          <w:szCs w:val="24"/>
-        </w:rPr>
-        <w:t>:* Угоднику Христовий і заступнику найщиріший,* не переставай молитися за нас до Господа.</w:t>
-      </w:r>
-    </w:p>
-    <w:p>
-      <w:pPr>
-        <w:spacing w:after="120"/>
-        <w:jc w:val="both"/>
-        <w:rPr>
-          <w:rFonts w:ascii="Times New Roman" w:eastAsia="Times New Roman" w:hAnsi="Times New Roman" w:cs="Times New Roman"/>
-          <w:sz w:val="24"/>
-          <w:szCs w:val="24"/>
-        </w:rPr>
-      </w:pPr>
-      <w:r>
-        <w:rPr>
-          <w:rFonts w:ascii="Times New Roman" w:eastAsia="Times New Roman" w:hAnsi="Times New Roman" w:cs="Times New Roman"/>
-          <w:b/>
-          <w:sz w:val="24"/>
-          <w:szCs w:val="24"/>
-        </w:rPr>
-        <w:t>І нині</w:t>
-      </w:r>
-      <w:r>
-        <w:rPr>
-          <w:rFonts w:ascii="Times New Roman" w:eastAsia="Times New Roman" w:hAnsi="Times New Roman" w:cs="Times New Roman"/>
-          <w:sz w:val="24"/>
-          <w:szCs w:val="24"/>
+        <w:t>О преди́внеє чу́до!</w:t>
+      </w:r>
+      <w:r>
+        <w:rPr>
+          <w:rFonts w:ascii="Times New Roman" w:eastAsia="Times New Roman" w:hAnsi="Times New Roman" w:cs="Times New Roman"/>
+          <w:sz w:val="24"/>
+          <w:szCs w:val="24"/>
+        </w:rPr>
+        <w:t>*</w:t>
+      </w:r>
+      <w:r>
+        <w:rPr>
+          <w:rFonts w:ascii="Times New Roman" w:eastAsia="Times New Roman" w:hAnsi="Times New Roman" w:cs="Times New Roman"/>
+          <w:sz w:val="24"/>
+          <w:szCs w:val="24"/>
+        </w:rPr>
+        <w:t xml:space="preserve"> Хто Ду́хом Святи́м хрести́ть і вогне́м</w:t>
+      </w:r>
+      <w:r>
+        <w:rPr>
+          <w:rFonts w:ascii="Times New Roman" w:eastAsia="Times New Roman" w:hAnsi="Times New Roman" w:cs="Times New Roman"/>
+          <w:sz w:val="24"/>
+          <w:szCs w:val="24"/>
+        </w:rPr>
+        <w:t>*</w:t>
+      </w:r>
+      <w:r>
+        <w:rPr>
+          <w:rFonts w:ascii="Times New Roman" w:eastAsia="Times New Roman" w:hAnsi="Times New Roman" w:cs="Times New Roman"/>
+          <w:sz w:val="24"/>
+          <w:szCs w:val="24"/>
+        </w:rPr>
+        <w:t xml:space="preserve"> – Той на Йорда́н гряде́ хрести́тися у Йоа́на:</w:t>
+      </w:r>
+      <w:r>
+        <w:rPr>
+          <w:rFonts w:ascii="Times New Roman" w:eastAsia="Times New Roman" w:hAnsi="Times New Roman" w:cs="Times New Roman"/>
+          <w:sz w:val="24"/>
+          <w:szCs w:val="24"/>
+        </w:rPr>
+        <w:t>*</w:t>
+      </w:r>
+      <w:r>
+        <w:rPr>
+          <w:rFonts w:ascii="Times New Roman" w:eastAsia="Times New Roman" w:hAnsi="Times New Roman" w:cs="Times New Roman"/>
+          <w:sz w:val="24"/>
+          <w:szCs w:val="24"/>
+        </w:rPr>
+        <w:t xml:space="preserve"> не Бог наги́й і не чолові́к прости́й,</w:t>
+      </w:r>
+      <w:r>
+        <w:rPr>
+          <w:rFonts w:ascii="Times New Roman" w:eastAsia="Times New Roman" w:hAnsi="Times New Roman" w:cs="Times New Roman"/>
+          <w:sz w:val="24"/>
+          <w:szCs w:val="24"/>
+        </w:rPr>
+        <w:t>*</w:t>
+      </w:r>
+      <w:r>
+        <w:rPr>
+          <w:rFonts w:ascii="Times New Roman" w:eastAsia="Times New Roman" w:hAnsi="Times New Roman" w:cs="Times New Roman"/>
+          <w:sz w:val="24"/>
+          <w:szCs w:val="24"/>
+        </w:rPr>
+        <w:t xml:space="preserve"> але́ у двох приро́дах оди́н і той же Син Єдиноро́дний,</w:t>
+      </w:r>
+      <w:r>
+        <w:rPr>
+          <w:rFonts w:ascii="Times New Roman" w:eastAsia="Times New Roman" w:hAnsi="Times New Roman" w:cs="Times New Roman"/>
+          <w:sz w:val="24"/>
+          <w:szCs w:val="24"/>
+        </w:rPr>
+        <w:t>*</w:t>
+      </w:r>
+      <w:r>
+        <w:rPr>
+          <w:rFonts w:ascii="Times New Roman" w:eastAsia="Times New Roman" w:hAnsi="Times New Roman" w:cs="Times New Roman"/>
+          <w:sz w:val="24"/>
+          <w:szCs w:val="24"/>
+        </w:rPr>
+        <w:t xml:space="preserve"> що шука́є, як чолові́к, хре́щення у сме́ртного</w:t>
+      </w:r>
+      <w:r>
+        <w:rPr>
+          <w:rFonts w:ascii="Times New Roman" w:eastAsia="Times New Roman" w:hAnsi="Times New Roman" w:cs="Times New Roman"/>
+          <w:sz w:val="24"/>
+          <w:szCs w:val="24"/>
+        </w:rPr>
+        <w:t>*</w:t>
+      </w:r>
+      <w:r>
+        <w:rPr>
+          <w:rFonts w:ascii="Times New Roman" w:eastAsia="Times New Roman" w:hAnsi="Times New Roman" w:cs="Times New Roman"/>
+          <w:sz w:val="24"/>
+          <w:szCs w:val="24"/>
+        </w:rPr>
+        <w:t xml:space="preserve"> і бере́, як Бог, гріх сві́ту,</w:t>
+      </w:r>
+      <w:r>
+        <w:rPr>
+          <w:rFonts w:ascii="Times New Roman" w:eastAsia="Times New Roman" w:hAnsi="Times New Roman" w:cs="Times New Roman"/>
+          <w:sz w:val="24"/>
+          <w:szCs w:val="24"/>
+        </w:rPr>
+        <w:t>*</w:t>
+      </w:r>
+      <w:r>
+        <w:rPr>
+          <w:rFonts w:ascii="Times New Roman" w:eastAsia="Times New Roman" w:hAnsi="Times New Roman" w:cs="Times New Roman"/>
+          <w:sz w:val="24"/>
+          <w:szCs w:val="24"/>
+        </w:rPr>
+        <w:t xml:space="preserve"> і подає́ всім вели́ку ми́лість.</w:t>
+      </w:r>
+      <w:r>
+        <w:rPr>
+          <w:rFonts w:ascii="Times New Roman" w:eastAsia="Times New Roman" w:hAnsi="Times New Roman" w:cs="Times New Roman"/>
+          <w:sz w:val="24"/>
+          <w:szCs w:val="24"/>
+          <w:vertAlign w:val="superscript"/>
         </w:rPr>
         <w:t xml:space="preserve"> </w:t>
       </w:r>
       <w:r>
         <w:rPr>
           <w:rFonts w:ascii="Times New Roman" w:eastAsia="Times New Roman" w:hAnsi="Times New Roman" w:cs="Times New Roman"/>
-          <w:i/>
-          <w:color w:val="FF0000"/>
-          <w:sz w:val="24"/>
-          <w:szCs w:val="24"/>
-        </w:rPr>
-        <w:t>(г. 6):</w:t>
-      </w:r>
-      <w:r>
-        <w:rPr>
-          <w:rFonts w:ascii="Times New Roman" w:eastAsia="Times New Roman" w:hAnsi="Times New Roman" w:cs="Times New Roman"/>
-          <w:sz w:val="24"/>
-          <w:szCs w:val="24"/>
-        </w:rPr>
-        <w:t xml:space="preserve"> Приходить на Йордан Христос – істина, щоб христитися від Івана,* і цей каже йому:* Я потребую від тебе христитися, а ти йдеш до мене?* Не смію, як сіно, діткнутися вогню!* Ти мене освяти, Владико, божественним явлінням своїм.</w:t>
+          <w:sz w:val="24"/>
+          <w:szCs w:val="24"/>
+          <w:vertAlign w:val="superscript"/>
+        </w:rPr>
+        <w:t>[АП]</w:t>
       </w:r>
     </w:p>
     <w:p>
@@ -3688,6 +4280,7 @@
           <w:sz w:val="24"/>
           <w:szCs w:val="24"/>
         </w:rPr>
+        <w:lastRenderedPageBreak/>
         <w:t>Будьмо уважні!</w:t>
       </w:r>
     </w:p>
@@ -3777,7 +4370,6 @@
           <w:b/>
           <w:i/>
           <w:color w:val="FF0000"/>
-          <w:sz w:val="24"/>
         </w:rPr>
         <w:t>Прокімен</w:t>
       </w:r>
@@ -3895,7 +4487,6 @@
           <w:b/>
           <w:i/>
           <w:color w:val="FF0000"/>
-          <w:sz w:val="24"/>
         </w:rPr>
         <w:t>Сподоби, Господи</w:t>
       </w:r>
@@ -4119,7 +4710,6 @@
           <w:b/>
           <w:i/>
           <w:color w:val="FF0000"/>
-          <w:sz w:val="24"/>
         </w:rPr>
         <w:t>Прохальна єктенія</w:t>
       </w:r>
@@ -4508,6 +5098,7 @@
           <w:sz w:val="24"/>
           <w:szCs w:val="24"/>
         </w:rPr>
+        <w:lastRenderedPageBreak/>
         <w:t>Вірні:</w:t>
       </w:r>
       <w:r>
@@ -5026,15 +5617,116 @@
           <w:sz w:val="24"/>
           <w:szCs w:val="24"/>
         </w:rPr>
-        <w:t>(г. 1):</w:t>
-      </w:r>
-      <w:r>
-        <w:rPr>
-          <w:rFonts w:ascii="Times New Roman" w:eastAsia="Times New Roman" w:hAnsi="Times New Roman" w:cs="Times New Roman"/>
-          <w:sz w:val="24"/>
-          <w:szCs w:val="24"/>
-        </w:rPr>
-        <w:t xml:space="preserve"> Світлий був, Спасе, минулий празник,* світліший же той, що приходить.* Тамтой сповістив ангел, а цей приготував Предтеча;* у попередньому проливалася кров, бо ридав бездітний Вифлеєм,* а цей появляють божественні води* – купіль для багатьох дітей;* тоді зоря звістила мудрецям,* а тепер Отець об'явив тебе світові.* Господи, що воплотився і знову приходиш явно,* – слава тобі!</w:t>
+        <w:t>(г. </w:t>
+      </w:r>
+      <w:r>
+        <w:rPr>
+          <w:rFonts w:ascii="Times New Roman" w:eastAsia="Times New Roman" w:hAnsi="Times New Roman" w:cs="Times New Roman"/>
+          <w:i/>
+          <w:color w:val="FF0000"/>
+          <w:sz w:val="24"/>
+          <w:szCs w:val="24"/>
+        </w:rPr>
+        <w:t>6, подібний: Третього дня</w:t>
+      </w:r>
+      <w:r>
+        <w:rPr>
+          <w:rFonts w:ascii="Times New Roman" w:eastAsia="Times New Roman" w:hAnsi="Times New Roman" w:cs="Times New Roman"/>
+          <w:i/>
+          <w:color w:val="FF0000"/>
+          <w:sz w:val="24"/>
+          <w:szCs w:val="24"/>
+        </w:rPr>
+        <w:t>):</w:t>
+      </w:r>
+      <w:r>
+        <w:rPr>
+          <w:rFonts w:ascii="Times New Roman" w:eastAsia="Times New Roman" w:hAnsi="Times New Roman" w:cs="Times New Roman"/>
+          <w:sz w:val="24"/>
+          <w:szCs w:val="24"/>
+        </w:rPr>
+        <w:t xml:space="preserve"> </w:t>
+      </w:r>
+      <w:r>
+        <w:rPr>
+          <w:rFonts w:ascii="Times New Roman" w:eastAsia="Times New Roman" w:hAnsi="Times New Roman" w:cs="Times New Roman"/>
+          <w:sz w:val="24"/>
+          <w:szCs w:val="24"/>
+        </w:rPr>
+        <w:t>Ось Просві́чення ві́рних,</w:t>
+      </w:r>
+      <w:r>
+        <w:rPr>
+          <w:rFonts w:ascii="Times New Roman" w:eastAsia="Times New Roman" w:hAnsi="Times New Roman" w:cs="Times New Roman"/>
+          <w:sz w:val="24"/>
+          <w:szCs w:val="24"/>
+        </w:rPr>
+        <w:t>*</w:t>
+      </w:r>
+      <w:r>
+        <w:rPr>
+          <w:rFonts w:ascii="Times New Roman" w:eastAsia="Times New Roman" w:hAnsi="Times New Roman" w:cs="Times New Roman"/>
+          <w:sz w:val="24"/>
+          <w:szCs w:val="24"/>
+        </w:rPr>
+        <w:t xml:space="preserve"> ось Очи́щення на́ше</w:t>
+      </w:r>
+      <w:r>
+        <w:rPr>
+          <w:rFonts w:ascii="Times New Roman" w:eastAsia="Times New Roman" w:hAnsi="Times New Roman" w:cs="Times New Roman"/>
+          <w:sz w:val="24"/>
+          <w:szCs w:val="24"/>
+        </w:rPr>
+        <w:t>*</w:t>
+      </w:r>
+      <w:r>
+        <w:rPr>
+          <w:rFonts w:ascii="Times New Roman" w:eastAsia="Times New Roman" w:hAnsi="Times New Roman" w:cs="Times New Roman"/>
+          <w:sz w:val="24"/>
+          <w:szCs w:val="24"/>
+        </w:rPr>
+        <w:t xml:space="preserve"> хо́че ввійти́ в річкові́ стру́мені,</w:t>
+      </w:r>
+      <w:r>
+        <w:rPr>
+          <w:rFonts w:ascii="Times New Roman" w:eastAsia="Times New Roman" w:hAnsi="Times New Roman" w:cs="Times New Roman"/>
+          <w:sz w:val="24"/>
+          <w:szCs w:val="24"/>
+        </w:rPr>
+        <w:t>*</w:t>
+      </w:r>
+      <w:r>
+        <w:rPr>
+          <w:rFonts w:ascii="Times New Roman" w:eastAsia="Times New Roman" w:hAnsi="Times New Roman" w:cs="Times New Roman"/>
+          <w:sz w:val="24"/>
+          <w:szCs w:val="24"/>
+        </w:rPr>
+        <w:t xml:space="preserve"> щоб відми́ти скве́рну зло́би лю́дської</w:t>
+      </w:r>
+      <w:r>
+        <w:rPr>
+          <w:rFonts w:ascii="Times New Roman" w:eastAsia="Times New Roman" w:hAnsi="Times New Roman" w:cs="Times New Roman"/>
+          <w:sz w:val="24"/>
+          <w:szCs w:val="24"/>
+        </w:rPr>
+        <w:t>*</w:t>
+      </w:r>
+      <w:r>
+        <w:rPr>
+          <w:rFonts w:ascii="Times New Roman" w:eastAsia="Times New Roman" w:hAnsi="Times New Roman" w:cs="Times New Roman"/>
+          <w:sz w:val="24"/>
+          <w:szCs w:val="24"/>
+        </w:rPr>
+        <w:t xml:space="preserve"> і відтвори́ти нас, розби́тих.</w:t>
+      </w:r>
+      <w:r>
+        <w:rPr>
+          <w:rFonts w:ascii="Times New Roman" w:eastAsia="Times New Roman" w:hAnsi="Times New Roman" w:cs="Times New Roman"/>
+          <w:sz w:val="24"/>
+          <w:szCs w:val="24"/>
+          <w:vertAlign w:val="superscript"/>
+        </w:rPr>
+        <w:t>[АП]</w:t>
       </w:r>
     </w:p>
     <w:p>
@@ -5091,20 +5783,92 @@
       <w:r>
         <w:rPr>
           <w:rFonts w:ascii="Times New Roman" w:eastAsia="Times New Roman" w:hAnsi="Times New Roman" w:cs="Times New Roman"/>
-          <w:i/>
-          <w:color w:val="FF0000"/>
-          <w:sz w:val="24"/>
-          <w:szCs w:val="24"/>
-        </w:rPr>
-        <w:t>(г. 2):</w:t>
-      </w:r>
-      <w:r>
-        <w:rPr>
-          <w:rFonts w:ascii="Times New Roman" w:eastAsia="Times New Roman" w:hAnsi="Times New Roman" w:cs="Times New Roman"/>
-          <w:sz w:val="24"/>
-          <w:szCs w:val="24"/>
-        </w:rPr>
-        <w:t xml:space="preserve"> Оце Ісус очищується в Йордані,*а радше змиває наші гріхи.* Він бо дійсно приходить христитися,* бажаючи змити Адамів засуд,* і каже до Івана: Прийди, Христителю,* послужи установленню дивного таїнства!* Прийди, негайно простягни твою руку і торкнись голови того,* хто стер голову змієві* і відчинив зачинений гріхом рай,* коли змій підступно намовив скуштувати із забороненого дерева.</w:t>
+          <w:sz w:val="24"/>
+          <w:szCs w:val="24"/>
+        </w:rPr>
+        <w:t>Як поба́чив Тебе́ Предте́ча Твій, Го́споди,</w:t>
+      </w:r>
+      <w:r>
+        <w:rPr>
+          <w:rFonts w:ascii="Times New Roman" w:eastAsia="Times New Roman" w:hAnsi="Times New Roman" w:cs="Times New Roman"/>
+          <w:sz w:val="24"/>
+          <w:szCs w:val="24"/>
+        </w:rPr>
+        <w:t>*</w:t>
+      </w:r>
+      <w:r>
+        <w:rPr>
+          <w:rFonts w:ascii="Times New Roman" w:eastAsia="Times New Roman" w:hAnsi="Times New Roman" w:cs="Times New Roman"/>
+          <w:sz w:val="24"/>
+          <w:szCs w:val="24"/>
+        </w:rPr>
+        <w:t>, що гряде́ш і про́сиш у ньо́го хрести́тися,</w:t>
+      </w:r>
+      <w:r>
+        <w:rPr>
+          <w:rFonts w:ascii="Times New Roman" w:eastAsia="Times New Roman" w:hAnsi="Times New Roman" w:cs="Times New Roman"/>
+          <w:sz w:val="24"/>
+          <w:szCs w:val="24"/>
+        </w:rPr>
+        <w:t>*</w:t>
+      </w:r>
+      <w:r>
+        <w:rPr>
+          <w:rFonts w:ascii="Times New Roman" w:eastAsia="Times New Roman" w:hAnsi="Times New Roman" w:cs="Times New Roman"/>
+          <w:sz w:val="24"/>
+          <w:szCs w:val="24"/>
+        </w:rPr>
+        <w:t xml:space="preserve"> то зо стра́хом завола́в:</w:t>
+      </w:r>
+      <w:r>
+        <w:rPr>
+          <w:rFonts w:ascii="Times New Roman" w:eastAsia="Times New Roman" w:hAnsi="Times New Roman" w:cs="Times New Roman"/>
+          <w:sz w:val="24"/>
+          <w:szCs w:val="24"/>
+        </w:rPr>
+        <w:t>*</w:t>
+      </w:r>
+      <w:r>
+        <w:rPr>
+          <w:rFonts w:ascii="Times New Roman" w:eastAsia="Times New Roman" w:hAnsi="Times New Roman" w:cs="Times New Roman"/>
+          <w:sz w:val="24"/>
+          <w:szCs w:val="24"/>
+        </w:rPr>
+        <w:t xml:space="preserve"> «Бо́же мій, Будівни́чий мій,</w:t>
+      </w:r>
+      <w:r>
+        <w:rPr>
+          <w:rFonts w:ascii="Times New Roman" w:eastAsia="Times New Roman" w:hAnsi="Times New Roman" w:cs="Times New Roman"/>
+          <w:sz w:val="24"/>
+          <w:szCs w:val="24"/>
+        </w:rPr>
+        <w:t>*</w:t>
+      </w:r>
+      <w:r>
+        <w:rPr>
+          <w:rFonts w:ascii="Times New Roman" w:eastAsia="Times New Roman" w:hAnsi="Times New Roman" w:cs="Times New Roman"/>
+          <w:sz w:val="24"/>
+          <w:szCs w:val="24"/>
+        </w:rPr>
+        <w:t xml:space="preserve"> як я охрещу́ Тебе́, нескве́рного?»</w:t>
+      </w:r>
+      <w:r>
+        <w:rPr>
+          <w:rFonts w:ascii="Times New Roman" w:eastAsia="Times New Roman" w:hAnsi="Times New Roman" w:cs="Times New Roman"/>
+          <w:sz w:val="24"/>
+          <w:szCs w:val="24"/>
+          <w:vertAlign w:val="superscript"/>
+        </w:rPr>
+        <w:t xml:space="preserve"> </w:t>
+      </w:r>
+      <w:r>
+        <w:rPr>
+          <w:rFonts w:ascii="Times New Roman" w:eastAsia="Times New Roman" w:hAnsi="Times New Roman" w:cs="Times New Roman"/>
+          <w:sz w:val="24"/>
+          <w:szCs w:val="24"/>
+          <w:vertAlign w:val="superscript"/>
+        </w:rPr>
+        <w:t>[АП]</w:t>
       </w:r>
     </w:p>
     <w:p>
@@ -5160,20 +5924,93 @@
       <w:r>
         <w:rPr>
           <w:rFonts w:ascii="Times New Roman" w:eastAsia="Times New Roman" w:hAnsi="Times New Roman" w:cs="Times New Roman"/>
-          <w:i/>
-          <w:color w:val="FF0000"/>
-          <w:sz w:val="24"/>
-          <w:szCs w:val="24"/>
-        </w:rPr>
-        <w:t>(г. 3):</w:t>
-      </w:r>
-      <w:r>
-        <w:rPr>
-          <w:rFonts w:ascii="Times New Roman" w:eastAsia="Times New Roman" w:hAnsi="Times New Roman" w:cs="Times New Roman"/>
-          <w:sz w:val="24"/>
-          <w:szCs w:val="24"/>
-        </w:rPr>
-        <w:t xml:space="preserve"> Світлий був минулий празник,* славніший же нинішній день.* Тоді мудреці поклонилися Спасові,* а тепер слуга охристив Владику;* там пастирі, побачивши його, заграли і зчудувалися,* а тут голос Отця звістив єдинородного Сина.</w:t>
+          <w:sz w:val="24"/>
+          <w:szCs w:val="24"/>
+        </w:rPr>
+        <w:lastRenderedPageBreak/>
+        <w:t>Зійді́мось, ві́рні, умозри́мо</w:t>
+      </w:r>
+      <w:r>
+        <w:rPr>
+          <w:rFonts w:ascii="Times New Roman" w:eastAsia="Times New Roman" w:hAnsi="Times New Roman" w:cs="Times New Roman"/>
+          <w:sz w:val="24"/>
+          <w:szCs w:val="24"/>
+        </w:rPr>
+        <w:t>*</w:t>
+      </w:r>
+      <w:r>
+        <w:rPr>
+          <w:rFonts w:ascii="Times New Roman" w:eastAsia="Times New Roman" w:hAnsi="Times New Roman" w:cs="Times New Roman"/>
+          <w:sz w:val="24"/>
+          <w:szCs w:val="24"/>
+        </w:rPr>
+        <w:t xml:space="preserve"> до йорда́нських пото́ків,</w:t>
+      </w:r>
+      <w:r>
+        <w:rPr>
+          <w:rFonts w:ascii="Times New Roman" w:eastAsia="Times New Roman" w:hAnsi="Times New Roman" w:cs="Times New Roman"/>
+          <w:sz w:val="24"/>
+          <w:szCs w:val="24"/>
+        </w:rPr>
+        <w:t>*</w:t>
+      </w:r>
+      <w:r>
+        <w:rPr>
+          <w:rFonts w:ascii="Times New Roman" w:eastAsia="Times New Roman" w:hAnsi="Times New Roman" w:cs="Times New Roman"/>
+          <w:sz w:val="24"/>
+          <w:szCs w:val="24"/>
+        </w:rPr>
+        <w:t xml:space="preserve"> щоб чу́до вели́ке я́вно узрі́ли ми:</w:t>
+      </w:r>
+      <w:r>
+        <w:rPr>
+          <w:rFonts w:ascii="Times New Roman" w:eastAsia="Times New Roman" w:hAnsi="Times New Roman" w:cs="Times New Roman"/>
+          <w:sz w:val="24"/>
+          <w:szCs w:val="24"/>
+        </w:rPr>
+        <w:t>*</w:t>
+      </w:r>
+      <w:r>
+        <w:rPr>
+          <w:rFonts w:ascii="Times New Roman" w:eastAsia="Times New Roman" w:hAnsi="Times New Roman" w:cs="Times New Roman"/>
+          <w:sz w:val="24"/>
+          <w:szCs w:val="24"/>
+        </w:rPr>
+        <w:t xml:space="preserve"> бо Творе́ць усі́х яви́вся зри́мим</w:t>
+      </w:r>
+      <w:r>
+        <w:rPr>
+          <w:rFonts w:ascii="Times New Roman" w:eastAsia="Times New Roman" w:hAnsi="Times New Roman" w:cs="Times New Roman"/>
+          <w:sz w:val="24"/>
+          <w:szCs w:val="24"/>
+        </w:rPr>
+        <w:t>*</w:t>
+      </w:r>
+      <w:r>
+        <w:rPr>
+          <w:rFonts w:ascii="Times New Roman" w:eastAsia="Times New Roman" w:hAnsi="Times New Roman" w:cs="Times New Roman"/>
+          <w:sz w:val="24"/>
+          <w:szCs w:val="24"/>
+        </w:rPr>
+        <w:t xml:space="preserve"> і ось прийшо́в хрести́тися.</w:t>
+      </w:r>
+      <w:r>
+        <w:rPr>
+          <w:rFonts w:ascii="Times New Roman" w:eastAsia="Times New Roman" w:hAnsi="Times New Roman" w:cs="Times New Roman"/>
+          <w:sz w:val="24"/>
+          <w:szCs w:val="24"/>
+          <w:vertAlign w:val="superscript"/>
+        </w:rPr>
+        <w:t xml:space="preserve"> </w:t>
+      </w:r>
+      <w:r>
+        <w:rPr>
+          <w:rFonts w:ascii="Times New Roman" w:eastAsia="Times New Roman" w:hAnsi="Times New Roman" w:cs="Times New Roman"/>
+          <w:sz w:val="24"/>
+          <w:szCs w:val="24"/>
+          <w:vertAlign w:val="superscript"/>
+        </w:rPr>
+        <w:t>[АП]</w:t>
       </w:r>
     </w:p>
     <w:p>
@@ -5193,7 +6030,25 @@
           <w:sz w:val="24"/>
           <w:szCs w:val="24"/>
         </w:rPr>
-        <w:t>Слава і нині</w:t>
+        <w:t>Слава</w:t>
+      </w:r>
+      <w:r>
+        <w:rPr>
+          <w:rFonts w:ascii="Times New Roman" w:eastAsia="Times New Roman" w:hAnsi="Times New Roman" w:cs="Times New Roman"/>
+          <w:b/>
+          <w:sz w:val="24"/>
+          <w:szCs w:val="24"/>
+        </w:rPr>
+        <w:t>,</w:t>
+      </w:r>
+      <w:r>
+        <w:rPr>
+          <w:rFonts w:ascii="Times New Roman" w:eastAsia="Times New Roman" w:hAnsi="Times New Roman" w:cs="Times New Roman"/>
+          <w:b/>
+          <w:sz w:val="24"/>
+          <w:szCs w:val="24"/>
+        </w:rPr>
+        <w:t xml:space="preserve"> і нині</w:t>
       </w:r>
       <w:r>
         <w:rPr>
@@ -5211,15 +6066,109 @@
           <w:sz w:val="24"/>
           <w:szCs w:val="24"/>
         </w:rPr>
-        <w:t>(г. 3):</w:t>
-      </w:r>
-      <w:r>
-        <w:rPr>
-          <w:rFonts w:ascii="Times New Roman" w:eastAsia="Times New Roman" w:hAnsi="Times New Roman" w:cs="Times New Roman"/>
-          <w:sz w:val="24"/>
-          <w:szCs w:val="24"/>
-        </w:rPr>
-        <w:t xml:space="preserve"> Вся земля хай радіє нині з пророками і гори хай веселяться!* Заверни – як написано – Йордане течію* і злякайся лиця Господнього,* бо це Бог, ставши людиною,* прийшов очистити всіх людей від Адамового гріха.</w:t>
+        <w:t>(г. </w:t>
+      </w:r>
+      <w:r>
+        <w:rPr>
+          <w:rFonts w:ascii="Times New Roman" w:eastAsia="Times New Roman" w:hAnsi="Times New Roman" w:cs="Times New Roman"/>
+          <w:i/>
+          <w:color w:val="FF0000"/>
+          <w:sz w:val="24"/>
+          <w:szCs w:val="24"/>
+        </w:rPr>
+        <w:t>5</w:t>
+      </w:r>
+      <w:r>
+        <w:rPr>
+          <w:rFonts w:ascii="Times New Roman" w:eastAsia="Times New Roman" w:hAnsi="Times New Roman" w:cs="Times New Roman"/>
+          <w:i/>
+          <w:color w:val="FF0000"/>
+          <w:sz w:val="24"/>
+          <w:szCs w:val="24"/>
+        </w:rPr>
+        <w:t>):</w:t>
+      </w:r>
+      <w:r>
+        <w:rPr>
+          <w:rFonts w:ascii="Times New Roman" w:eastAsia="Times New Roman" w:hAnsi="Times New Roman" w:cs="Times New Roman"/>
+          <w:sz w:val="24"/>
+          <w:szCs w:val="24"/>
+        </w:rPr>
+        <w:t xml:space="preserve"> </w:t>
+      </w:r>
+      <w:r>
+        <w:rPr>
+          <w:rFonts w:ascii="Times New Roman" w:eastAsia="Times New Roman" w:hAnsi="Times New Roman" w:cs="Times New Roman"/>
+          <w:sz w:val="24"/>
+          <w:szCs w:val="24"/>
+        </w:rPr>
+        <w:t>На Йорда́н-ріку́ Христо́с Бог наш</w:t>
+      </w:r>
+      <w:r>
+        <w:rPr>
+          <w:rFonts w:ascii="Times New Roman" w:eastAsia="Times New Roman" w:hAnsi="Times New Roman" w:cs="Times New Roman"/>
+          <w:sz w:val="24"/>
+          <w:szCs w:val="24"/>
+        </w:rPr>
+        <w:t>*</w:t>
+      </w:r>
+      <w:r>
+        <w:rPr>
+          <w:rFonts w:ascii="Times New Roman" w:eastAsia="Times New Roman" w:hAnsi="Times New Roman" w:cs="Times New Roman"/>
+          <w:sz w:val="24"/>
+          <w:szCs w:val="24"/>
+        </w:rPr>
+        <w:t xml:space="preserve"> прихо́дить для хре́щення,</w:t>
+      </w:r>
+      <w:r>
+        <w:rPr>
+          <w:rFonts w:ascii="Times New Roman" w:eastAsia="Times New Roman" w:hAnsi="Times New Roman" w:cs="Times New Roman"/>
+          <w:sz w:val="24"/>
+          <w:szCs w:val="24"/>
+        </w:rPr>
+        <w:t>*</w:t>
+      </w:r>
+      <w:r>
+        <w:rPr>
+          <w:rFonts w:ascii="Times New Roman" w:eastAsia="Times New Roman" w:hAnsi="Times New Roman" w:cs="Times New Roman"/>
+          <w:sz w:val="24"/>
+          <w:szCs w:val="24"/>
+        </w:rPr>
+        <w:t xml:space="preserve"> очи́стити хотячи́ нас од беззако́нь на́ших Свої́м явлі́нням,</w:t>
+      </w:r>
+      <w:r>
+        <w:rPr>
+          <w:rFonts w:ascii="Times New Roman" w:eastAsia="Times New Roman" w:hAnsi="Times New Roman" w:cs="Times New Roman"/>
+          <w:sz w:val="24"/>
+          <w:szCs w:val="24"/>
+        </w:rPr>
+        <w:t>*</w:t>
+      </w:r>
+      <w:r>
+        <w:rPr>
+          <w:rFonts w:ascii="Times New Roman" w:eastAsia="Times New Roman" w:hAnsi="Times New Roman" w:cs="Times New Roman"/>
+          <w:sz w:val="24"/>
+          <w:szCs w:val="24"/>
+        </w:rPr>
+        <w:t xml:space="preserve"> як єди́ний Благи́й і Людинолю́бець.</w:t>
+      </w:r>
+      <w:r>
+        <w:rPr>
+          <w:rFonts w:ascii="Times New Roman" w:eastAsia="Times New Roman" w:hAnsi="Times New Roman" w:cs="Times New Roman"/>
+          <w:sz w:val="24"/>
+          <w:szCs w:val="24"/>
+          <w:vertAlign w:val="superscript"/>
+        </w:rPr>
+        <w:t xml:space="preserve"> </w:t>
+      </w:r>
+      <w:r>
+        <w:rPr>
+          <w:rFonts w:ascii="Times New Roman" w:eastAsia="Times New Roman" w:hAnsi="Times New Roman" w:cs="Times New Roman"/>
+          <w:sz w:val="24"/>
+          <w:szCs w:val="24"/>
+          <w:vertAlign w:val="superscript"/>
+        </w:rPr>
+        <w:t>[АП]</w:t>
       </w:r>
     </w:p>
     <w:p>
@@ -5251,7 +6200,6 @@
           <w:b/>
           <w:i/>
           <w:color w:val="FF0000"/>
-          <w:sz w:val="24"/>
         </w:rPr>
         <w:t>Пісня Симеона</w:t>
       </w:r>
@@ -5581,7 +6529,6 @@
           <w:b/>
           <w:i/>
           <w:color w:val="FF0000"/>
-          <w:sz w:val="24"/>
         </w:rPr>
         <w:t>Тропарі</w:t>
       </w:r>
@@ -5740,7 +6687,6 @@
           <w:b/>
           <w:i/>
           <w:color w:val="FF0000"/>
-          <w:sz w:val="24"/>
         </w:rPr>
         <w:t>Єктенія усильного благання</w:t>
       </w:r>
@@ -5820,6 +6766,7 @@
           <w:sz w:val="24"/>
           <w:szCs w:val="24"/>
         </w:rPr>
+        <w:lastRenderedPageBreak/>
         <w:t xml:space="preserve">Ще молимось за святішого вселенського Архиєрея Франциска, Папу Римського, за блаженнішого Патріарха нашого Святослава, і за преосвященнішого Митрополита нашого Кир </w:t>
       </w:r>
       <w:r>
@@ -6523,7 +7470,6 @@
           <w:b/>
           <w:i/>
           <w:color w:val="FF0000"/>
-          <w:sz w:val="24"/>
         </w:rPr>
         <w:t>Після Вечірні</w:t>
       </w:r>
@@ -6600,7 +7546,6 @@
         <w:rPr>
           <w:rFonts w:ascii="Times New Roman" w:eastAsia="Times New Roman" w:hAnsi="Times New Roman" w:cs="Times New Roman"/>
           <w:b/>
-          <w:sz w:val="24"/>
         </w:rPr>
         <w:t>УТРЕНЯ</w:t>
       </w:r>
@@ -7309,6 +8254,7 @@
           <w:sz w:val="24"/>
           <w:szCs w:val="24"/>
         </w:rPr>
+        <w:lastRenderedPageBreak/>
         <w:t>Кажу бо: Нехай не втішаються наді мною, як захитається моя нога,* нехай не несуться проти мене.</w:t>
       </w:r>
     </w:p>
@@ -7975,6 +8921,7 @@
           <w:sz w:val="24"/>
           <w:szCs w:val="24"/>
         </w:rPr>
+        <w:lastRenderedPageBreak/>
         <w:t>Тяжить на мені твій гнів,* і всіма хвилями твоїми гнітиш мене.</w:t>
       </w:r>
     </w:p>
@@ -8617,6 +9564,7 @@
           <w:sz w:val="24"/>
           <w:szCs w:val="24"/>
         </w:rPr>
+        <w:lastRenderedPageBreak/>
         <w:t>Благословіте Господа, всі його небесні сили,* слуги його, що чините його волю.</w:t>
       </w:r>
     </w:p>
@@ -8981,7 +9929,6 @@
           <w:b/>
           <w:i/>
           <w:color w:val="FF0000"/>
-          <w:sz w:val="24"/>
         </w:rPr>
         <w:t>Утренні молитви</w:t>
       </w:r>
@@ -9087,6 +10034,7 @@
           <w:sz w:val="24"/>
           <w:szCs w:val="24"/>
         </w:rPr>
+        <w:lastRenderedPageBreak/>
         <w:t>3.</w:t>
       </w:r>
       <w:r>
@@ -9246,7 +10194,17 @@
           <w:sz w:val="24"/>
           <w:szCs w:val="24"/>
         </w:rPr>
-        <w:t>Господи, Боже наш, що сонну неміч забрав від нас і покликав нас візванням святим, щоб і вночі підносити руки наші і прославляти тебе за справедливі твої присуди. Прийми благання наші, моління, визнавання, нічні служби і даруй нам, Боже, віру бездоганну, надію впевнену, любов нелицемірну. Благослови наші входи й виходи, вчинки, слова, діла й думки; і дай нам дочекатися початку дня, нам, що хвалять й оспівують, і благословлять добрість твоєї несказанної сили, щоб було благословенне твоє пресвяте ім'я і прославлене твоє царство: Отця, і Сина, і Святого Духа, нині і повсякчас, і на віки віків. Амінь.</w:t>
+        <w:t xml:space="preserve">Господи, Боже наш, що сонну неміч забрав від нас і покликав нас візванням святим, щоб і вночі підносити руки наші і прославляти тебе за справедливі твої присуди. Прийми благання наші, моління, визнавання, нічні служби і даруй нам, Боже, віру бездоганну, надію впевнену, любов нелицемірну. Благослови наші входи й виходи, вчинки, слова, діла й думки; і дай нам дочекатися початку дня, нам, що хвалять й оспівують, і благословлять </w:t>
+      </w:r>
+      <w:r>
+        <w:rPr>
+          <w:rFonts w:ascii="Times New Roman" w:eastAsia="Times New Roman" w:hAnsi="Times New Roman" w:cs="Times New Roman"/>
+          <w:color w:val="000000"/>
+          <w:sz w:val="24"/>
+          <w:szCs w:val="24"/>
+        </w:rPr>
+        <w:lastRenderedPageBreak/>
+        <w:t>добрість твоєї несказанної сили, щоб було благословенне твоє пресвяте ім'я і прославлене твоє царство: Отця, і Сина, і Святого Духа, нині і повсякчас, і на віки віків. Амінь.</w:t>
       </w:r>
     </w:p>
     <w:p>
@@ -9699,6 +10657,7 @@
           <w:sz w:val="24"/>
           <w:szCs w:val="24"/>
         </w:rPr>
+        <w:lastRenderedPageBreak/>
         <w:t>Вірні:</w:t>
       </w:r>
       <w:r>
@@ -10178,7 +11137,6 @@
           <w:b/>
           <w:i/>
           <w:color w:val="FF0000"/>
-          <w:sz w:val="24"/>
         </w:rPr>
         <w:t>Бог Господь...</w:t>
       </w:r>
@@ -10187,7 +11145,6 @@
           <w:rFonts w:ascii="Times New Roman" w:eastAsia="Times New Roman" w:hAnsi="Times New Roman" w:cs="Times New Roman"/>
           <w:i/>
           <w:color w:val="FF0000"/>
-          <w:sz w:val="24"/>
         </w:rPr>
         <w:t xml:space="preserve"> (Пс. 117), глас 4</w:t>
       </w:r>
@@ -10411,7 +11368,6 @@
           <w:b/>
           <w:i/>
           <w:color w:val="FF0000"/>
-          <w:sz w:val="24"/>
         </w:rPr>
         <w:t>Тропарі</w:t>
       </w:r>
@@ -10464,6 +11420,7 @@
           <w:szCs w:val="24"/>
           <w:highlight w:val="white"/>
         </w:rPr>
+        <w:lastRenderedPageBreak/>
         <w:t>(г. 2):</w:t>
       </w:r>
       <w:r>
@@ -10635,7 +11592,6 @@
           <w:b/>
           <w:i/>
           <w:color w:val="FF0000"/>
-          <w:sz w:val="24"/>
         </w:rPr>
         <w:t>Мала єктенія</w:t>
       </w:r>
@@ -10928,7 +11884,6 @@
           <w:b/>
           <w:i/>
           <w:color w:val="FF0000"/>
-          <w:sz w:val="24"/>
         </w:rPr>
         <w:t>Перший сідальний</w:t>
       </w:r>
@@ -11043,8 +11998,8 @@
           <w:b/>
           <w:i/>
           <w:color w:val="FF0000"/>
-          <w:sz w:val="24"/>
-        </w:rPr>
+        </w:rPr>
+        <w:lastRenderedPageBreak/>
         <w:t>Мала єктенія</w:t>
       </w:r>
     </w:p>
@@ -11336,7 +12291,6 @@
           <w:b/>
           <w:i/>
           <w:color w:val="FF0000"/>
-          <w:sz w:val="24"/>
         </w:rPr>
         <w:t>Другий сідальний</w:t>
       </w:r>
@@ -11427,7 +12381,6 @@
           <w:b/>
           <w:i/>
           <w:color w:val="FF0000"/>
-          <w:sz w:val="24"/>
         </w:rPr>
         <w:t>Псалом 50</w:t>
       </w:r>
@@ -11619,6 +12572,7 @@
           <w:sz w:val="24"/>
           <w:szCs w:val="24"/>
         </w:rPr>
+        <w:lastRenderedPageBreak/>
         <w:t>Відверни лице твоє від гріхів моїх,* і всі беззаконня мої очисти.</w:t>
       </w:r>
     </w:p>
@@ -12248,6 +13202,7 @@
           <w:sz w:val="24"/>
           <w:szCs w:val="24"/>
         </w:rPr>
+        <w:lastRenderedPageBreak/>
         <w:t>Ірмос:</w:t>
       </w:r>
       <w:r>
@@ -12474,7 +13429,6 @@
           <w:b/>
           <w:i/>
           <w:color w:val="FF0000"/>
-          <w:sz w:val="24"/>
         </w:rPr>
         <w:t>Мала єктенія</w:t>
       </w:r>
@@ -12964,6 +13918,7 @@
           <w:sz w:val="24"/>
           <w:szCs w:val="24"/>
         </w:rPr>
+        <w:lastRenderedPageBreak/>
         <w:t>Веселися, вся людська природа, як пустеля, раніше спрагла; нині явився Потік солодкости, Йорданськими водами визволяючи від спеки гріха; Йому співаємо вірно: слава силі Твоїй, Господи.</w:t>
       </w:r>
     </w:p>
@@ -13559,7 +14514,6 @@
           <w:b/>
           <w:i/>
           <w:color w:val="FF0000"/>
-          <w:sz w:val="24"/>
         </w:rPr>
         <w:t>Мала єктенія</w:t>
       </w:r>
@@ -13691,6 +14645,7 @@
           <w:sz w:val="24"/>
           <w:szCs w:val="24"/>
         </w:rPr>
+        <w:lastRenderedPageBreak/>
         <w:t>Пресвяту, пречисту, преблагословенну, славну Владичицю нашу Богородицю і приснодіву Марію, з усіма святими пом'янувши, самі себе, і один одного, і все життя наше Христу Богові віддаймо.</w:t>
       </w:r>
     </w:p>
@@ -14339,6 +15294,7 @@
           <w:sz w:val="24"/>
           <w:szCs w:val="24"/>
         </w:rPr>
+        <w:lastRenderedPageBreak/>
         <w:t>Стих:</w:t>
       </w:r>
       <w:r>
@@ -14475,7 +15431,6 @@
           <w:b/>
           <w:i/>
           <w:color w:val="FF0000"/>
-          <w:sz w:val="24"/>
         </w:rPr>
         <w:t>Пісня Богородиці</w:t>
       </w:r>
@@ -14910,7 +15865,6 @@
           <w:b/>
           <w:i/>
           <w:color w:val="FF0000"/>
-          <w:sz w:val="24"/>
         </w:rPr>
         <w:t>Мала єктенія</w:t>
       </w:r>
@@ -14957,6 +15911,7 @@
           <w:sz w:val="24"/>
           <w:szCs w:val="24"/>
         </w:rPr>
+        <w:lastRenderedPageBreak/>
         <w:t>Вірні:</w:t>
       </w:r>
       <w:r>
@@ -15203,7 +16158,6 @@
           <w:b/>
           <w:i/>
           <w:color w:val="FF0000"/>
-          <w:sz w:val="24"/>
         </w:rPr>
         <w:t>Світильний</w:t>
       </w:r>
@@ -15615,6 +16569,7 @@
           <w:sz w:val="24"/>
           <w:szCs w:val="24"/>
         </w:rPr>
+        <w:lastRenderedPageBreak/>
         <w:t>Нехай Ізраїль своїм Творцем радіє,* нехай своїм царем сини Сіону веселяться.</w:t>
       </w:r>
     </w:p>
@@ -15900,7 +16855,6 @@
           <w:b/>
           <w:i/>
           <w:color w:val="FF0000"/>
-          <w:sz w:val="24"/>
         </w:rPr>
         <w:t>Мале славослов'я</w:t>
       </w:r>
@@ -16202,6 +17156,7 @@
           <w:sz w:val="24"/>
           <w:szCs w:val="24"/>
         </w:rPr>
+        <w:lastRenderedPageBreak/>
         <w:t>Бо в тебе є джерело життя,* у твоїм світлі побачимо світло.</w:t>
       </w:r>
     </w:p>
@@ -16443,7 +17398,6 @@
           <w:b/>
           <w:i/>
           <w:color w:val="FF0000"/>
-          <w:sz w:val="24"/>
         </w:rPr>
         <w:t>Прохальна єктенія</w:t>
       </w:r>
@@ -16963,7 +17917,17 @@
           <w:szCs w:val="24"/>
           <w:u w:val="single"/>
         </w:rPr>
-        <w:t>[Владико, Боже святий і неосяжний, що казав із темряви світлові засіяти, що заспокоїв нас у нічному сні й підвів до величання і моління твоєї доброти! Ти, що даєш себе умолити задля свого милосердя, прийми і нині нас, що поклоняємося тобі й по силі дякуємо тобі; і даруй нам те, чого просимо задля спасіння. Вчини нас синами світла і дня та спадкоємцями вічних твоїх дібр. Пом'яни, Господи, за багатством ласк твоїх усіх людей, що є і моляться з нами, і всю братію нашу на землі й на морі, і на всякому місці володіння твого, що потребують твоєї любови й помочі. Усім вияви велику твою милість, щоб спасенні, як душею так і тілом, завжди перебували й відважно славили чудне й благословенне ім'я твоє.]</w:t>
+        <w:t xml:space="preserve">[Владико, Боже святий і неосяжний, що казав із темряви світлові засіяти, що заспокоїв нас у нічному сні й підвів до величання і моління твоєї доброти! Ти, що даєш себе умолити </w:t>
+      </w:r>
+      <w:r>
+        <w:rPr>
+          <w:rFonts w:ascii="Times New Roman" w:eastAsia="Times New Roman" w:hAnsi="Times New Roman" w:cs="Times New Roman"/>
+          <w:sz w:val="24"/>
+          <w:szCs w:val="24"/>
+          <w:u w:val="single"/>
+        </w:rPr>
+        <w:lastRenderedPageBreak/>
+        <w:t>задля свого милосердя, прийми і нині нас, що поклоняємося тобі й по силі дякуємо тобі; і даруй нам те, чого просимо задля спасіння. Вчини нас синами світла і дня та спадкоємцями вічних твоїх дібр. Пом'яни, Господи, за багатством ласк твоїх усіх людей, що є і моляться з нами, і всю братію нашу на землі й на морі, і на всякому місці володіння твого, що потребують твоєї любови й помочі. Усім вияви велику твою милість, щоб спасенні, як душею так і тілом, завжди перебували й відважно славили чудне й благословенне ім'я твоє.]</w:t>
       </w:r>
     </w:p>
     <w:p>
@@ -17609,6 +18573,7 @@
           <w:sz w:val="24"/>
           <w:szCs w:val="24"/>
         </w:rPr>
+        <w:lastRenderedPageBreak/>
         <w:t>Слава Отцю, і Сину, і Святому Духові,* і нині і повсякчас, і на віки віків. Амінь.</w:t>
       </w:r>
     </w:p>
@@ -17832,7 +18797,6 @@
           <w:b/>
           <w:i/>
           <w:color w:val="FF0000"/>
-          <w:sz w:val="24"/>
         </w:rPr>
         <w:t>Тропарі</w:t>
       </w:r>
@@ -17991,7 +18955,6 @@
           <w:b/>
           <w:i/>
           <w:color w:val="FF0000"/>
-          <w:sz w:val="24"/>
         </w:rPr>
         <w:t>Єктенія усильного благання</w:t>
       </w:r>
@@ -18385,6 +19348,7 @@
           <w:sz w:val="24"/>
           <w:szCs w:val="24"/>
         </w:rPr>
+        <w:lastRenderedPageBreak/>
         <w:t>Вірні:</w:t>
       </w:r>
       <w:r>
